--- a/Knowledge/3-Work knowledge/1-Software Engineering/2-Testing/5-My Source/1-ISTQB Foundation Level/1-Testing terms/25-Continuous Testing, Pair Testing and Peer-to-Peer Testing.docx
+++ b/Knowledge/3-Work knowledge/1-Software Engineering/2-Testing/5-My Source/1-ISTQB Foundation Level/1-Testing terms/25-Continuous Testing, Pair Testing and Peer-to-Peer Testing.docx
@@ -39,250 +39,186 @@
       <w:bookmarkStart w:id="0" w:name="_Hlk208244535"/>
       <w:r>
         <w:rPr>
+          <w:rFonts w:ascii="Arial" w:eastAsia="Arial" w:hAnsi="Arial"/>
+          <w:sz w:val="18"/>
+          <w:highlight w:val="lightGray"/>
+          <w:shd w:val="clear" w:color="auto" w:fill="B7B7B7"/>
+        </w:rPr>
+        <w:t xml:space="preserve"># Source: Chatgot </w:t>
+      </w:r>
+      <w:r>
+        <w:rPr>
+          <w:rFonts w:ascii="Arial" w:eastAsia="Arial" w:hAnsi="Arial"/>
+          <w:sz w:val="18"/>
+          <w:szCs w:val="14"/>
+          <w:highlight w:val="lightGray"/>
+          <w:shd w:val="clear" w:color="auto" w:fill="B7B7B7"/>
+        </w:rPr>
+        <w:t>(GPT</w:t>
+      </w:r>
+      <w:r>
+        <w:rPr>
+          <w:rFonts w:ascii="Arial" w:eastAsia="Arial" w:hAnsi="Arial" w:cs="Cambria Math"/>
+          <w:sz w:val="18"/>
+          <w:szCs w:val="14"/>
+          <w:highlight w:val="lightGray"/>
+          <w:shd w:val="clear" w:color="auto" w:fill="B7B7B7"/>
+        </w:rPr>
+        <w:t>‑</w:t>
+      </w:r>
+      <w:r>
+        <w:rPr>
+          <w:rFonts w:ascii="Arial" w:eastAsia="Arial" w:hAnsi="Arial"/>
+          <w:sz w:val="18"/>
+          <w:szCs w:val="14"/>
+          <w:highlight w:val="lightGray"/>
+          <w:shd w:val="clear" w:color="auto" w:fill="B7B7B7"/>
+        </w:rPr>
+        <w:t>5 Mini) at [9/8/2025]</w:t>
+      </w:r>
+      <w:bookmarkEnd w:id="0"/>
+      <w:r>
+        <w:rPr>
+          <w:rFonts w:ascii="Arial" w:eastAsia="Arial" w:hAnsi="Arial"/>
+          <w:sz w:val="18"/>
+          <w:highlight w:val="lightGray"/>
+        </w:rPr>
+        <w:br/>
+        <w:t xml:space="preserve">Continuous testing is the practice of running automated tests </w:t>
+      </w:r>
+      <w:r>
+        <w:rPr>
+          <w:rFonts w:ascii="Arial" w:eastAsia="Arial" w:hAnsi="Arial"/>
+          <w:bCs/>
+          <w:sz w:val="18"/>
+          <w:highlight w:val="lightGray"/>
+        </w:rPr>
+        <w:t>as part of the software delivery pipeline</w:t>
+      </w:r>
+      <w:r>
+        <w:rPr>
+          <w:rFonts w:ascii="Arial" w:eastAsia="Arial" w:hAnsi="Arial"/>
+          <w:sz w:val="18"/>
+          <w:highlight w:val="lightGray"/>
+        </w:rPr>
+        <w:t xml:space="preserve">, so that you get </w:t>
+      </w:r>
+      <w:r>
+        <w:rPr>
+          <w:rFonts w:ascii="Arial" w:eastAsia="Arial" w:hAnsi="Arial"/>
+          <w:bCs/>
+          <w:sz w:val="18"/>
+          <w:highlight w:val="lightGray"/>
+        </w:rPr>
+        <w:t>fast, ongoing feedback</w:t>
+      </w:r>
+      <w:r>
+        <w:rPr>
+          <w:rFonts w:ascii="Arial" w:eastAsia="Arial" w:hAnsi="Arial"/>
+          <w:sz w:val="18"/>
+          <w:highlight w:val="lightGray"/>
+        </w:rPr>
+        <w:t xml:space="preserve"> on the quality of the software.</w:t>
+      </w:r>
+    </w:p>
+    <w:p>
+      <w:pPr>
+        <w:rPr>
+          <w:rFonts w:ascii="Roboto Mono" w:hAnsi="Roboto Mono"/>
+        </w:rPr>
+      </w:pPr>
+      <w:r>
+        <w:rPr>
+          <w:rFonts w:ascii="Roboto Mono" w:hAnsi="Roboto Mono"/>
+        </w:rPr>
+        <w:t xml:space="preserve">Instead of waiting until the end of a development cycle (like in traditional testing), tests are </w:t>
+      </w:r>
+      <w:r>
+        <w:rPr>
+          <w:rFonts w:ascii="Roboto Mono" w:hAnsi="Roboto Mono"/>
           <w:b/>
-          <w:shd w:val="clear" w:color="auto" w:fill="B7B7B7"/>
-        </w:rPr>
-        <w:t># Source</w:t>
-      </w:r>
-      <w:r>
-        <w:rPr>
-          <w:shd w:val="clear" w:color="auto" w:fill="B7B7B7"/>
-        </w:rPr>
-        <w:t xml:space="preserve">: </w:t>
-      </w:r>
-      <w:proofErr w:type="spellStart"/>
-      <w:r>
-        <w:rPr>
-          <w:b/>
-          <w:shd w:val="clear" w:color="auto" w:fill="B7B7B7"/>
-        </w:rPr>
-        <w:t>Chatgot</w:t>
-      </w:r>
-      <w:proofErr w:type="spellEnd"/>
-      <w:r>
-        <w:rPr>
-          <w:b/>
-          <w:shd w:val="clear" w:color="auto" w:fill="B7B7B7"/>
-        </w:rPr>
-        <w:t xml:space="preserve"> </w:t>
-      </w:r>
-      <w:r>
+          <w:bCs/>
+        </w:rPr>
+        <w:t>executed continuously</w:t>
+      </w:r>
+      <w:r>
+        <w:rPr>
+          <w:rFonts w:ascii="Roboto Mono" w:hAnsi="Roboto Mono"/>
+        </w:rPr>
+        <w:t xml:space="preserve"> whenever code changes happen — during build, integration, and deployment.</w:t>
+      </w:r>
+    </w:p>
+    <w:p>
+      <w:pPr>
+        <w:rPr>
+          <w:rFonts w:ascii="Roboto Mono" w:hAnsi="Roboto Mono"/>
+        </w:rPr>
+      </w:pPr>
+      <w:r>
+        <w:rPr>
+          <w:rFonts w:ascii="Roboto Mono" w:hAnsi="Roboto Mono"/>
+        </w:rPr>
+        <w:pict w14:anchorId="793A6B5E">
+          <v:rect id="_x0000_i1025" style="width:0;height:1.5pt" o:hralign="center" o:hrstd="t" o:hr="t" fillcolor="#a0a0a0" stroked="f"/>
+        </w:pict>
+      </w:r>
+    </w:p>
+    <w:p>
+      <w:pPr>
+        <w:pStyle w:val="Heading3"/>
+      </w:pPr>
+      <w:r>
+        <w:t>Key points:</w:t>
+      </w:r>
+    </w:p>
+    <w:p>
+      <w:pPr>
+        <w:spacing w:before="240" w:after="240"/>
         <w:rPr>
           <w:b/>
           <w:sz w:val="14"/>
           <w:szCs w:val="14"/>
           <w:shd w:val="clear" w:color="auto" w:fill="B7B7B7"/>
         </w:rPr>
-        <w:t>(</w:t>
-      </w:r>
-      <w:r>
-        <w:rPr>
-          <w:b/>
-          <w:sz w:val="14"/>
+      </w:pPr>
+      <w:r>
+        <w:rPr>
+          <w:rFonts w:ascii="Arial" w:eastAsia="Arial" w:hAnsi="Arial"/>
+          <w:sz w:val="18"/>
+          <w:highlight w:val="lightGray"/>
+          <w:shd w:val="clear" w:color="auto" w:fill="B7B7B7"/>
+        </w:rPr>
+        <w:t xml:space="preserve"># Source: Chatgot </w:t>
+      </w:r>
+      <w:r>
+        <w:rPr>
+          <w:rFonts w:ascii="Arial" w:eastAsia="Arial" w:hAnsi="Arial"/>
+          <w:sz w:val="18"/>
           <w:szCs w:val="14"/>
-          <w:shd w:val="clear" w:color="auto" w:fill="B7B7B7"/>
-        </w:rPr>
-        <w:t>GPT</w:t>
-      </w:r>
-      <w:r>
-        <w:rPr>
-          <w:rFonts w:ascii="Cambria Math" w:hAnsi="Cambria Math" w:cs="Cambria Math"/>
-          <w:b/>
-          <w:sz w:val="14"/>
+          <w:highlight w:val="lightGray"/>
+          <w:shd w:val="clear" w:color="auto" w:fill="B7B7B7"/>
+        </w:rPr>
+        <w:t>(GPT</w:t>
+      </w:r>
+      <w:r>
+        <w:rPr>
+          <w:rFonts w:ascii="Arial" w:eastAsia="Arial" w:hAnsi="Arial" w:cs="Cambria Math"/>
+          <w:sz w:val="18"/>
           <w:szCs w:val="14"/>
+          <w:highlight w:val="lightGray"/>
           <w:shd w:val="clear" w:color="auto" w:fill="B7B7B7"/>
         </w:rPr>
         <w:t>‑</w:t>
       </w:r>
       <w:r>
         <w:rPr>
-          <w:b/>
-          <w:sz w:val="14"/>
+          <w:rFonts w:ascii="Arial" w:eastAsia="Arial" w:hAnsi="Arial"/>
+          <w:sz w:val="18"/>
           <w:szCs w:val="14"/>
-          <w:shd w:val="clear" w:color="auto" w:fill="B7B7B7"/>
-        </w:rPr>
-        <w:t>5 Mini</w:t>
-      </w:r>
-      <w:r>
-        <w:rPr>
-          <w:b/>
-          <w:sz w:val="14"/>
-          <w:szCs w:val="14"/>
-          <w:shd w:val="clear" w:color="auto" w:fill="B7B7B7"/>
-        </w:rPr>
-        <w:t>) at [9/8/2025]</w:t>
-      </w:r>
-      <w:bookmarkEnd w:id="0"/>
-      <w:r>
-        <w:rPr>
-          <w:rFonts w:ascii="Roboto Mono" w:hAnsi="Roboto Mono"/>
-        </w:rPr>
-        <w:br/>
-        <w:t xml:space="preserve">Continuous testing is the practice of running automated tests </w:t>
-      </w:r>
-      <w:r>
-        <w:rPr>
-          <w:rFonts w:ascii="Roboto Mono" w:hAnsi="Roboto Mono"/>
-          <w:b/>
-          <w:bCs/>
-        </w:rPr>
-        <w:t>as part of the software delivery pipeline</w:t>
-      </w:r>
-      <w:r>
-        <w:rPr>
-          <w:rFonts w:ascii="Roboto Mono" w:hAnsi="Roboto Mono"/>
-        </w:rPr>
-        <w:t xml:space="preserve">, so that you get </w:t>
-      </w:r>
-      <w:r>
-        <w:rPr>
-          <w:rFonts w:ascii="Roboto Mono" w:hAnsi="Roboto Mono"/>
-          <w:b/>
-          <w:bCs/>
-        </w:rPr>
-        <w:t>fast, ongoing feedback</w:t>
-      </w:r>
-      <w:r>
-        <w:rPr>
-          <w:rFonts w:ascii="Roboto Mono" w:hAnsi="Roboto Mono"/>
-        </w:rPr>
-        <w:t xml:space="preserve"> on the quality of the software.</w:t>
-      </w:r>
-    </w:p>
-    <w:p>
-      <w:pPr>
-        <w:rPr>
-          <w:rFonts w:ascii="Roboto Mono" w:hAnsi="Roboto Mono"/>
-        </w:rPr>
-      </w:pPr>
-      <w:r>
-        <w:rPr>
-          <w:rFonts w:ascii="Roboto Mono" w:hAnsi="Roboto Mono"/>
-        </w:rPr>
-        <w:t xml:space="preserve">Instead of waiting until the end of a development cycle (like in traditional testing), tests are </w:t>
-      </w:r>
-      <w:r>
-        <w:rPr>
-          <w:rFonts w:ascii="Roboto Mono" w:hAnsi="Roboto Mono"/>
-          <w:b/>
-          <w:bCs/>
-        </w:rPr>
-        <w:t>executed continuously</w:t>
-      </w:r>
-      <w:r>
-        <w:rPr>
-          <w:rFonts w:ascii="Roboto Mono" w:hAnsi="Roboto Mono"/>
-        </w:rPr>
-        <w:t xml:space="preserve"> whenever code changes happen — during build, integration, and deployment.</w:t>
-      </w:r>
-    </w:p>
-    <w:p>
-      <w:pPr>
-        <w:rPr>
-          <w:rFonts w:ascii="Roboto Mono" w:hAnsi="Roboto Mono"/>
-        </w:rPr>
-      </w:pPr>
-      <w:r>
-        <w:rPr>
-          <w:rFonts w:ascii="Roboto Mono" w:hAnsi="Roboto Mono"/>
-        </w:rPr>
-        <w:pict w14:anchorId="4DE2D224">
-          <v:rect id="_x0000_i1025" style="width:0;height:1.5pt" o:hralign="center" o:hrstd="t" o:hr="t" fillcolor="#a0a0a0" stroked="f"/>
-        </w:pict>
-      </w:r>
-    </w:p>
-    <w:p>
-      <w:pPr>
-        <w:pStyle w:val="Heading3"/>
-      </w:pPr>
-      <w:r>
-        <w:t>Key points:</w:t>
-      </w:r>
-    </w:p>
-    <w:p>
-      <w:pPr>
-        <w:spacing w:before="240" w:after="240"/>
-        <w:rPr>
-          <w:b/>
-          <w:sz w:val="14"/>
-          <w:szCs w:val="14"/>
-          <w:shd w:val="clear" w:color="auto" w:fill="B7B7B7"/>
-        </w:rPr>
-      </w:pPr>
-      <w:r>
-        <w:rPr>
-          <w:b/>
-          <w:shd w:val="clear" w:color="auto" w:fill="B7B7B7"/>
-        </w:rPr>
-        <w:t># Source</w:t>
-      </w:r>
-      <w:r>
-        <w:rPr>
-          <w:shd w:val="clear" w:color="auto" w:fill="B7B7B7"/>
-        </w:rPr>
-        <w:t xml:space="preserve">: </w:t>
-      </w:r>
-      <w:proofErr w:type="spellStart"/>
-      <w:r>
-        <w:rPr>
-          <w:b/>
-          <w:shd w:val="clear" w:color="auto" w:fill="B7B7B7"/>
-        </w:rPr>
-        <w:t>Chatgot</w:t>
-      </w:r>
-      <w:proofErr w:type="spellEnd"/>
-      <w:r>
-        <w:rPr>
-          <w:b/>
-          <w:shd w:val="clear" w:color="auto" w:fill="B7B7B7"/>
-        </w:rPr>
-        <w:t xml:space="preserve"> </w:t>
-      </w:r>
-      <w:r>
-        <w:rPr>
-          <w:b/>
-          <w:sz w:val="14"/>
-          <w:szCs w:val="14"/>
-          <w:shd w:val="clear" w:color="auto" w:fill="B7B7B7"/>
-        </w:rPr>
-        <w:t>(</w:t>
-      </w:r>
-      <w:r>
-        <w:rPr>
-          <w:b/>
-          <w:sz w:val="14"/>
-          <w:szCs w:val="14"/>
-          <w:shd w:val="clear" w:color="auto" w:fill="B7B7B7"/>
-        </w:rPr>
-        <w:t>GPT</w:t>
-      </w:r>
-      <w:r>
-        <w:rPr>
-          <w:rFonts w:ascii="Cambria Math" w:hAnsi="Cambria Math" w:cs="Cambria Math"/>
-          <w:b/>
-          <w:sz w:val="14"/>
-          <w:szCs w:val="14"/>
-          <w:shd w:val="clear" w:color="auto" w:fill="B7B7B7"/>
-        </w:rPr>
-        <w:t>‑</w:t>
-      </w:r>
-      <w:r>
-        <w:rPr>
-          <w:b/>
-          <w:sz w:val="14"/>
-          <w:szCs w:val="14"/>
-          <w:shd w:val="clear" w:color="auto" w:fill="B7B7B7"/>
-        </w:rPr>
-        <w:t>5 Mini</w:t>
-      </w:r>
-      <w:r>
-        <w:rPr>
-          <w:b/>
-          <w:sz w:val="14"/>
-          <w:szCs w:val="14"/>
-          <w:shd w:val="clear" w:color="auto" w:fill="B7B7B7"/>
-        </w:rPr>
-        <w:t>) at [9/8/2025]</w:t>
+          <w:highlight w:val="lightGray"/>
+          <w:shd w:val="clear" w:color="auto" w:fill="B7B7B7"/>
+        </w:rPr>
+        <w:t>5 Mini) at [9/8/2025]</w:t>
       </w:r>
     </w:p>
     <w:p>
@@ -480,7 +416,7 @@
         <w:rPr>
           <w:rFonts w:ascii="Roboto Mono" w:hAnsi="Roboto Mono"/>
         </w:rPr>
-        <w:pict w14:anchorId="11A48579">
+        <w:pict w14:anchorId="5135FBDE">
           <v:rect id="_x0000_i1026" style="width:0;height:1.5pt" o:hralign="center" o:hrstd="t" o:hr="t" fillcolor="#a0a0a0" stroked="f"/>
         </w:pict>
       </w:r>
@@ -505,78 +441,42 @@
       </w:pPr>
       <w:r>
         <w:rPr>
-          <w:b/>
-          <w:shd w:val="clear" w:color="auto" w:fill="B7B7B7"/>
-        </w:rPr>
-        <w:t># Source</w:t>
-      </w:r>
-      <w:r>
-        <w:rPr>
-          <w:shd w:val="clear" w:color="auto" w:fill="B7B7B7"/>
-        </w:rPr>
-        <w:t xml:space="preserve">: </w:t>
-      </w:r>
-      <w:proofErr w:type="spellStart"/>
-      <w:r>
-        <w:rPr>
-          <w:b/>
-          <w:shd w:val="clear" w:color="auto" w:fill="B7B7B7"/>
-        </w:rPr>
-        <w:t>Chatgot</w:t>
-      </w:r>
-      <w:proofErr w:type="spellEnd"/>
-      <w:r>
-        <w:rPr>
-          <w:b/>
-          <w:shd w:val="clear" w:color="auto" w:fill="B7B7B7"/>
-        </w:rPr>
-        <w:t xml:space="preserve"> </w:t>
-      </w:r>
-      <w:r>
-        <w:rPr>
-          <w:b/>
-          <w:sz w:val="14"/>
+          <w:rFonts w:ascii="Arial" w:eastAsia="Arial" w:hAnsi="Arial"/>
+          <w:sz w:val="18"/>
+          <w:highlight w:val="lightGray"/>
+          <w:shd w:val="clear" w:color="auto" w:fill="B7B7B7"/>
+        </w:rPr>
+        <w:t xml:space="preserve"># Source: Chatgot </w:t>
+      </w:r>
+      <w:r>
+        <w:rPr>
+          <w:rFonts w:ascii="Arial" w:eastAsia="Arial" w:hAnsi="Arial"/>
+          <w:sz w:val="18"/>
           <w:szCs w:val="14"/>
-          <w:shd w:val="clear" w:color="auto" w:fill="B7B7B7"/>
-        </w:rPr>
-        <w:t>(</w:t>
-      </w:r>
-      <w:r>
-        <w:rPr>
-          <w:b/>
-          <w:sz w:val="14"/>
+          <w:highlight w:val="lightGray"/>
+          <w:shd w:val="clear" w:color="auto" w:fill="B7B7B7"/>
+        </w:rPr>
+        <w:t>(GPT</w:t>
+      </w:r>
+      <w:r>
+        <w:rPr>
+          <w:rFonts w:ascii="Arial" w:eastAsia="Arial" w:hAnsi="Arial" w:cs="Cambria Math"/>
+          <w:sz w:val="18"/>
           <w:szCs w:val="14"/>
-          <w:shd w:val="clear" w:color="auto" w:fill="B7B7B7"/>
-        </w:rPr>
-        <w:t>GPT</w:t>
-      </w:r>
-      <w:r>
-        <w:rPr>
-          <w:rFonts w:ascii="Cambria Math" w:hAnsi="Cambria Math" w:cs="Cambria Math"/>
-          <w:b/>
-          <w:sz w:val="14"/>
+          <w:highlight w:val="lightGray"/>
+          <w:shd w:val="clear" w:color="auto" w:fill="B7B7B7"/>
+        </w:rPr>
+        <w:t>‑</w:t>
+      </w:r>
+      <w:r>
+        <w:rPr>
+          <w:rFonts w:ascii="Arial" w:eastAsia="Arial" w:hAnsi="Arial"/>
+          <w:sz w:val="18"/>
           <w:szCs w:val="14"/>
-          <w:shd w:val="clear" w:color="auto" w:fill="B7B7B7"/>
-        </w:rPr>
-        <w:t>‑</w:t>
-      </w:r>
-      <w:r>
-        <w:rPr>
-          <w:b/>
-          <w:sz w:val="14"/>
-          <w:szCs w:val="14"/>
-          <w:shd w:val="clear" w:color="auto" w:fill="B7B7B7"/>
-        </w:rPr>
-        <w:t>5 Mini</w:t>
-      </w:r>
-      <w:r>
-        <w:rPr>
-          <w:b/>
-          <w:sz w:val="14"/>
-          <w:szCs w:val="14"/>
-          <w:shd w:val="clear" w:color="auto" w:fill="B7B7B7"/>
-        </w:rPr>
-        <w:t>) at [9/8/2025]</w:t>
+          <w:highlight w:val="lightGray"/>
+          <w:shd w:val="clear" w:color="auto" w:fill="B7B7B7"/>
+        </w:rPr>
+        <w:t>5 Mini) at [9/8/2025]</w:t>
       </w:r>
     </w:p>
     <w:p>
@@ -610,7 +510,6 @@
         <w:rPr>
           <w:rFonts w:ascii="Roboto Mono" w:hAnsi="Roboto Mono"/>
         </w:rPr>
-        <w:lastRenderedPageBreak/>
         <w:t>The CI/CD system (e.g., Jenkins, GitHub Actions, GitLab CI) automatically:</w:t>
       </w:r>
     </w:p>
@@ -675,7 +574,7 @@
         <w:rPr>
           <w:rFonts w:ascii="Roboto Mono" w:hAnsi="Roboto Mono"/>
         </w:rPr>
-        <w:pict w14:anchorId="6FA136FD">
+        <w:pict w14:anchorId="1F0C6445">
           <v:rect id="_x0000_i1027" style="width:0;height:1.5pt" o:hralign="center" o:hrstd="t" o:hr="t" fillcolor="#a0a0a0" stroked="f"/>
         </w:pict>
       </w:r>
@@ -706,78 +605,42 @@
       </w:pPr>
       <w:r>
         <w:rPr>
-          <w:b/>
-          <w:shd w:val="clear" w:color="auto" w:fill="B7B7B7"/>
-        </w:rPr>
-        <w:t># Source</w:t>
-      </w:r>
-      <w:r>
-        <w:rPr>
-          <w:shd w:val="clear" w:color="auto" w:fill="B7B7B7"/>
-        </w:rPr>
-        <w:t xml:space="preserve">: </w:t>
-      </w:r>
-      <w:proofErr w:type="spellStart"/>
-      <w:r>
-        <w:rPr>
-          <w:b/>
-          <w:shd w:val="clear" w:color="auto" w:fill="B7B7B7"/>
-        </w:rPr>
-        <w:t>Chatgot</w:t>
-      </w:r>
-      <w:proofErr w:type="spellEnd"/>
-      <w:r>
-        <w:rPr>
-          <w:b/>
-          <w:shd w:val="clear" w:color="auto" w:fill="B7B7B7"/>
-        </w:rPr>
-        <w:t xml:space="preserve"> </w:t>
-      </w:r>
-      <w:r>
-        <w:rPr>
-          <w:b/>
-          <w:sz w:val="14"/>
+          <w:rFonts w:ascii="Arial" w:eastAsia="Arial" w:hAnsi="Arial"/>
+          <w:sz w:val="18"/>
+          <w:highlight w:val="lightGray"/>
+          <w:shd w:val="clear" w:color="auto" w:fill="B7B7B7"/>
+        </w:rPr>
+        <w:t xml:space="preserve"># Source: Chatgot </w:t>
+      </w:r>
+      <w:r>
+        <w:rPr>
+          <w:rFonts w:ascii="Arial" w:eastAsia="Arial" w:hAnsi="Arial"/>
+          <w:sz w:val="18"/>
           <w:szCs w:val="14"/>
-          <w:shd w:val="clear" w:color="auto" w:fill="B7B7B7"/>
-        </w:rPr>
-        <w:t>(</w:t>
-      </w:r>
-      <w:r>
-        <w:rPr>
-          <w:b/>
-          <w:sz w:val="14"/>
+          <w:highlight w:val="lightGray"/>
+          <w:shd w:val="clear" w:color="auto" w:fill="B7B7B7"/>
+        </w:rPr>
+        <w:t>(GPT</w:t>
+      </w:r>
+      <w:r>
+        <w:rPr>
+          <w:rFonts w:ascii="Arial" w:eastAsia="Arial" w:hAnsi="Arial" w:cs="Cambria Math"/>
+          <w:sz w:val="18"/>
           <w:szCs w:val="14"/>
-          <w:shd w:val="clear" w:color="auto" w:fill="B7B7B7"/>
-        </w:rPr>
-        <w:t>GPT</w:t>
-      </w:r>
-      <w:r>
-        <w:rPr>
-          <w:rFonts w:ascii="Cambria Math" w:hAnsi="Cambria Math" w:cs="Cambria Math"/>
-          <w:b/>
-          <w:sz w:val="14"/>
+          <w:highlight w:val="lightGray"/>
+          <w:shd w:val="clear" w:color="auto" w:fill="B7B7B7"/>
+        </w:rPr>
+        <w:t>‑</w:t>
+      </w:r>
+      <w:r>
+        <w:rPr>
+          <w:rFonts w:ascii="Arial" w:eastAsia="Arial" w:hAnsi="Arial"/>
+          <w:sz w:val="18"/>
           <w:szCs w:val="14"/>
-          <w:shd w:val="clear" w:color="auto" w:fill="B7B7B7"/>
-        </w:rPr>
-        <w:t>‑</w:t>
-      </w:r>
-      <w:r>
-        <w:rPr>
-          <w:b/>
-          <w:sz w:val="14"/>
-          <w:szCs w:val="14"/>
-          <w:shd w:val="clear" w:color="auto" w:fill="B7B7B7"/>
-        </w:rPr>
-        <w:t>5 Mini</w:t>
-      </w:r>
-      <w:r>
-        <w:rPr>
-          <w:b/>
-          <w:sz w:val="14"/>
-          <w:szCs w:val="14"/>
-          <w:shd w:val="clear" w:color="auto" w:fill="B7B7B7"/>
-        </w:rPr>
-        <w:t>) at [9/8/2025]</w:t>
+          <w:highlight w:val="lightGray"/>
+          <w:shd w:val="clear" w:color="auto" w:fill="B7B7B7"/>
+        </w:rPr>
+        <w:t>5 Mini) at [9/8/2025]</w:t>
       </w:r>
     </w:p>
     <w:p>
@@ -803,7 +666,7 @@
         <w:rPr>
           <w:rFonts w:ascii="Roboto Mono" w:hAnsi="Roboto Mono"/>
         </w:rPr>
-        <w:pict w14:anchorId="16C7856B">
+        <w:pict w14:anchorId="396F5EC5">
           <v:rect id="_x0000_i1028" style="width:0;height:1.5pt" o:hralign="center" o:hrstd="t" o:hr="t" fillcolor="#a0a0a0" stroked="f"/>
         </w:pict>
       </w:r>
@@ -839,113 +702,83 @@
       </w:pPr>
       <w:r>
         <w:rPr>
-          <w:b/>
-          <w:shd w:val="clear" w:color="auto" w:fill="B7B7B7"/>
-        </w:rPr>
-        <w:t># Source</w:t>
-      </w:r>
-      <w:r>
-        <w:rPr>
-          <w:shd w:val="clear" w:color="auto" w:fill="B7B7B7"/>
-        </w:rPr>
-        <w:t xml:space="preserve">: </w:t>
-      </w:r>
-      <w:proofErr w:type="spellStart"/>
-      <w:r>
-        <w:rPr>
-          <w:b/>
-          <w:shd w:val="clear" w:color="auto" w:fill="B7B7B7"/>
-        </w:rPr>
-        <w:t>Chatgot</w:t>
-      </w:r>
-      <w:proofErr w:type="spellEnd"/>
-      <w:r>
-        <w:rPr>
-          <w:b/>
-          <w:shd w:val="clear" w:color="auto" w:fill="B7B7B7"/>
-        </w:rPr>
-        <w:t xml:space="preserve"> </w:t>
-      </w:r>
-      <w:r>
-        <w:rPr>
-          <w:b/>
-          <w:sz w:val="14"/>
+          <w:rFonts w:ascii="Arial" w:eastAsia="Arial" w:hAnsi="Arial"/>
+          <w:sz w:val="18"/>
+          <w:highlight w:val="lightGray"/>
+          <w:shd w:val="clear" w:color="auto" w:fill="B7B7B7"/>
+        </w:rPr>
+        <w:t xml:space="preserve"># Source: Chatgot </w:t>
+      </w:r>
+      <w:r>
+        <w:rPr>
+          <w:rFonts w:ascii="Arial" w:eastAsia="Arial" w:hAnsi="Arial"/>
+          <w:sz w:val="18"/>
           <w:szCs w:val="14"/>
-          <w:shd w:val="clear" w:color="auto" w:fill="B7B7B7"/>
-        </w:rPr>
-        <w:t>(</w:t>
-      </w:r>
-      <w:r>
-        <w:rPr>
-          <w:b/>
-          <w:sz w:val="14"/>
+          <w:highlight w:val="lightGray"/>
+          <w:shd w:val="clear" w:color="auto" w:fill="B7B7B7"/>
+        </w:rPr>
+        <w:t>(GPT</w:t>
+      </w:r>
+      <w:r>
+        <w:rPr>
+          <w:rFonts w:ascii="Arial" w:eastAsia="Arial" w:hAnsi="Arial" w:cs="Cambria Math"/>
+          <w:sz w:val="18"/>
           <w:szCs w:val="14"/>
-          <w:shd w:val="clear" w:color="auto" w:fill="B7B7B7"/>
-        </w:rPr>
-        <w:t>GPT</w:t>
-      </w:r>
-      <w:r>
-        <w:rPr>
-          <w:rFonts w:ascii="Cambria Math" w:hAnsi="Cambria Math" w:cs="Cambria Math"/>
-          <w:b/>
-          <w:sz w:val="14"/>
+          <w:highlight w:val="lightGray"/>
+          <w:shd w:val="clear" w:color="auto" w:fill="B7B7B7"/>
+        </w:rPr>
+        <w:t>‑</w:t>
+      </w:r>
+      <w:r>
+        <w:rPr>
+          <w:rFonts w:ascii="Arial" w:eastAsia="Arial" w:hAnsi="Arial"/>
+          <w:sz w:val="18"/>
           <w:szCs w:val="14"/>
-          <w:shd w:val="clear" w:color="auto" w:fill="B7B7B7"/>
-        </w:rPr>
-        <w:t>‑</w:t>
-      </w:r>
-      <w:r>
-        <w:rPr>
-          <w:b/>
-          <w:sz w:val="14"/>
-          <w:szCs w:val="14"/>
-          <w:shd w:val="clear" w:color="auto" w:fill="B7B7B7"/>
-        </w:rPr>
-        <w:t>5 Mini</w:t>
-      </w:r>
-      <w:r>
-        <w:rPr>
-          <w:b/>
-          <w:sz w:val="14"/>
-          <w:szCs w:val="14"/>
-          <w:shd w:val="clear" w:color="auto" w:fill="B7B7B7"/>
-        </w:rPr>
-        <w:t>) at [9/8/2025]</w:t>
-      </w:r>
-      <w:r>
+          <w:highlight w:val="lightGray"/>
+          <w:shd w:val="clear" w:color="auto" w:fill="B7B7B7"/>
+        </w:rPr>
+        <w:t>5 Mini) at [9/8/2025]</w:t>
+      </w:r>
+      <w:r>
+        <w:rPr>
+          <w:rFonts w:ascii="Arial" w:eastAsia="Arial" w:hAnsi="Arial"/>
+          <w:sz w:val="18"/>
+          <w:highlight w:val="lightGray"/>
+        </w:rPr>
         <w:br/>
-      </w:r>
-      <w:r>
-        <w:rPr>
-          <w:rFonts w:ascii="Roboto Mono" w:hAnsi="Roboto Mono"/>
-        </w:rPr>
         <w:t xml:space="preserve">Pair testing is when </w:t>
       </w:r>
       <w:r>
         <w:rPr>
-          <w:rFonts w:ascii="Roboto Mono" w:hAnsi="Roboto Mono"/>
-          <w:b/>
+          <w:rFonts w:ascii="Arial" w:eastAsia="Arial" w:hAnsi="Arial"/>
           <w:bCs/>
+          <w:sz w:val="18"/>
+          <w:highlight w:val="lightGray"/>
         </w:rPr>
         <w:t>two people</w:t>
       </w:r>
       <w:r>
         <w:rPr>
-          <w:rFonts w:ascii="Roboto Mono" w:hAnsi="Roboto Mono"/>
+          <w:rFonts w:ascii="Arial" w:eastAsia="Arial" w:hAnsi="Arial"/>
+          <w:sz w:val="18"/>
+          <w:highlight w:val="lightGray"/>
         </w:rPr>
         <w:t xml:space="preserve"> work </w:t>
       </w:r>
       <w:r>
         <w:rPr>
-          <w:rFonts w:ascii="Roboto Mono" w:hAnsi="Roboto Mono"/>
-          <w:b/>
+          <w:rFonts w:ascii="Arial" w:eastAsia="Arial" w:hAnsi="Arial"/>
           <w:bCs/>
+          <w:sz w:val="18"/>
+          <w:highlight w:val="lightGray"/>
         </w:rPr>
         <w:t>together at the same time on the same test</w:t>
       </w:r>
       <w:r>
         <w:rPr>
-          <w:rFonts w:ascii="Roboto Mono" w:hAnsi="Roboto Mono"/>
+          <w:rFonts w:ascii="Arial" w:eastAsia="Arial" w:hAnsi="Arial"/>
+          <w:sz w:val="18"/>
+          <w:highlight w:val="lightGray"/>
         </w:rPr>
         <w:t xml:space="preserve"> of a software feature, usually sharing one computer or session.</w:t>
       </w:r>
@@ -960,19 +793,11 @@
           <w:rFonts w:ascii="Roboto Mono" w:hAnsi="Roboto Mono"/>
         </w:rPr>
       </w:pPr>
-      <w:proofErr w:type="gramStart"/>
-      <w:r>
-        <w:rPr>
-          <w:rFonts w:ascii="Roboto Mono" w:hAnsi="Roboto Mono"/>
-        </w:rPr>
-        <w:t>Typically</w:t>
-      </w:r>
-      <w:proofErr w:type="gramEnd"/>
-      <w:r>
-        <w:rPr>
-          <w:rFonts w:ascii="Roboto Mono" w:hAnsi="Roboto Mono"/>
-        </w:rPr>
-        <w:t xml:space="preserve"> one is a </w:t>
+      <w:r>
+        <w:rPr>
+          <w:rFonts w:ascii="Roboto Mono" w:hAnsi="Roboto Mono"/>
+        </w:rPr>
+        <w:t xml:space="preserve">Typically one is a </w:t>
       </w:r>
       <w:r>
         <w:rPr>
@@ -1036,7 +861,7 @@
     </w:p>
     <w:p>
       <w:r>
-        <w:pict w14:anchorId="74B1FD26">
+        <w:pict w14:anchorId="00936BC9">
           <v:rect id="_x0000_i1029" style="width:0;height:1.5pt" o:hralign="center" o:hrstd="t" o:hr="t" fillcolor="#a0a0a0" stroked="f"/>
         </w:pict>
       </w:r>
@@ -1046,85 +871,48 @@
         <w:pStyle w:val="Heading3"/>
       </w:pPr>
       <w:r>
-        <w:lastRenderedPageBreak/>
         <w:t>How it works:</w:t>
       </w:r>
     </w:p>
     <w:p>
       <w:r>
         <w:rPr>
-          <w:b/>
-          <w:shd w:val="clear" w:color="auto" w:fill="B7B7B7"/>
-        </w:rPr>
-        <w:t># Source</w:t>
-      </w:r>
-      <w:r>
-        <w:rPr>
-          <w:shd w:val="clear" w:color="auto" w:fill="B7B7B7"/>
-        </w:rPr>
-        <w:t xml:space="preserve">: </w:t>
-      </w:r>
-      <w:proofErr w:type="spellStart"/>
-      <w:r>
-        <w:rPr>
-          <w:b/>
-          <w:shd w:val="clear" w:color="auto" w:fill="B7B7B7"/>
-        </w:rPr>
-        <w:t>Chatgot</w:t>
-      </w:r>
-      <w:proofErr w:type="spellEnd"/>
-      <w:r>
-        <w:rPr>
-          <w:b/>
-          <w:shd w:val="clear" w:color="auto" w:fill="B7B7B7"/>
-        </w:rPr>
-        <w:t xml:space="preserve"> </w:t>
-      </w:r>
-      <w:r>
-        <w:rPr>
-          <w:b/>
-          <w:sz w:val="14"/>
+          <w:rFonts w:ascii="Arial" w:eastAsia="Arial" w:hAnsi="Arial"/>
+          <w:sz w:val="18"/>
+          <w:highlight w:val="lightGray"/>
+          <w:shd w:val="clear" w:color="auto" w:fill="B7B7B7"/>
+        </w:rPr>
+        <w:t xml:space="preserve"># Source: Chatgot </w:t>
+      </w:r>
+      <w:r>
+        <w:rPr>
+          <w:rFonts w:ascii="Arial" w:eastAsia="Arial" w:hAnsi="Arial"/>
+          <w:sz w:val="18"/>
           <w:szCs w:val="14"/>
-          <w:shd w:val="clear" w:color="auto" w:fill="B7B7B7"/>
-        </w:rPr>
-        <w:t>(</w:t>
-      </w:r>
-      <w:r>
-        <w:rPr>
-          <w:b/>
-          <w:sz w:val="14"/>
+          <w:highlight w:val="lightGray"/>
+          <w:shd w:val="clear" w:color="auto" w:fill="B7B7B7"/>
+        </w:rPr>
+        <w:t>(GPT</w:t>
+      </w:r>
+      <w:r>
+        <w:rPr>
+          <w:rFonts w:ascii="Arial" w:eastAsia="Arial" w:hAnsi="Arial" w:cs="Cambria Math"/>
+          <w:sz w:val="18"/>
           <w:szCs w:val="14"/>
-          <w:shd w:val="clear" w:color="auto" w:fill="B7B7B7"/>
-        </w:rPr>
-        <w:t>GPT</w:t>
-      </w:r>
-      <w:r>
-        <w:rPr>
-          <w:rFonts w:ascii="Cambria Math" w:hAnsi="Cambria Math" w:cs="Cambria Math"/>
-          <w:b/>
-          <w:sz w:val="14"/>
+          <w:highlight w:val="lightGray"/>
+          <w:shd w:val="clear" w:color="auto" w:fill="B7B7B7"/>
+        </w:rPr>
+        <w:t>‑</w:t>
+      </w:r>
+      <w:r>
+        <w:rPr>
+          <w:rFonts w:ascii="Arial" w:eastAsia="Arial" w:hAnsi="Arial"/>
+          <w:sz w:val="18"/>
           <w:szCs w:val="14"/>
-          <w:shd w:val="clear" w:color="auto" w:fill="B7B7B7"/>
-        </w:rPr>
-        <w:t>‑</w:t>
-      </w:r>
-      <w:r>
-        <w:rPr>
-          <w:b/>
-          <w:sz w:val="14"/>
-          <w:szCs w:val="14"/>
-          <w:shd w:val="clear" w:color="auto" w:fill="B7B7B7"/>
-        </w:rPr>
-        <w:t>5 Mini</w:t>
-      </w:r>
-      <w:r>
-        <w:rPr>
-          <w:b/>
-          <w:sz w:val="14"/>
-          <w:szCs w:val="14"/>
-          <w:shd w:val="clear" w:color="auto" w:fill="B7B7B7"/>
-        </w:rPr>
-        <w:t>) at [9/8/2025]</w:t>
+          <w:highlight w:val="lightGray"/>
+          <w:shd w:val="clear" w:color="auto" w:fill="B7B7B7"/>
+        </w:rPr>
+        <w:t>5 Mini) at [9/8/2025]</w:t>
       </w:r>
     </w:p>
     <w:p>
@@ -1197,7 +985,7 @@
     </w:p>
     <w:p>
       <w:r>
-        <w:pict w14:anchorId="6B498B1F">
+        <w:pict w14:anchorId="329AA4AF">
           <v:rect id="_x0000_i1030" style="width:0;height:1.5pt" o:hralign="center" o:hrstd="t" o:hr="t" fillcolor="#a0a0a0" stroked="f"/>
         </w:pict>
       </w:r>
@@ -1213,78 +1001,42 @@
     <w:p>
       <w:r>
         <w:rPr>
-          <w:b/>
-          <w:shd w:val="clear" w:color="auto" w:fill="B7B7B7"/>
-        </w:rPr>
-        <w:t># Source</w:t>
-      </w:r>
-      <w:r>
-        <w:rPr>
-          <w:shd w:val="clear" w:color="auto" w:fill="B7B7B7"/>
-        </w:rPr>
-        <w:t xml:space="preserve">: </w:t>
-      </w:r>
-      <w:proofErr w:type="spellStart"/>
-      <w:r>
-        <w:rPr>
-          <w:b/>
-          <w:shd w:val="clear" w:color="auto" w:fill="B7B7B7"/>
-        </w:rPr>
-        <w:t>Chatgot</w:t>
-      </w:r>
-      <w:proofErr w:type="spellEnd"/>
-      <w:r>
-        <w:rPr>
-          <w:b/>
-          <w:shd w:val="clear" w:color="auto" w:fill="B7B7B7"/>
-        </w:rPr>
-        <w:t xml:space="preserve"> </w:t>
-      </w:r>
-      <w:r>
-        <w:rPr>
-          <w:b/>
-          <w:sz w:val="14"/>
+          <w:rFonts w:ascii="Arial" w:eastAsia="Arial" w:hAnsi="Arial"/>
+          <w:sz w:val="18"/>
+          <w:highlight w:val="lightGray"/>
+          <w:shd w:val="clear" w:color="auto" w:fill="B7B7B7"/>
+        </w:rPr>
+        <w:t xml:space="preserve"># Source: Chatgot </w:t>
+      </w:r>
+      <w:r>
+        <w:rPr>
+          <w:rFonts w:ascii="Arial" w:eastAsia="Arial" w:hAnsi="Arial"/>
+          <w:sz w:val="18"/>
           <w:szCs w:val="14"/>
-          <w:shd w:val="clear" w:color="auto" w:fill="B7B7B7"/>
-        </w:rPr>
-        <w:t>(</w:t>
-      </w:r>
-      <w:r>
-        <w:rPr>
-          <w:b/>
-          <w:sz w:val="14"/>
+          <w:highlight w:val="lightGray"/>
+          <w:shd w:val="clear" w:color="auto" w:fill="B7B7B7"/>
+        </w:rPr>
+        <w:t>(GPT</w:t>
+      </w:r>
+      <w:r>
+        <w:rPr>
+          <w:rFonts w:ascii="Arial" w:eastAsia="Arial" w:hAnsi="Arial" w:cs="Cambria Math"/>
+          <w:sz w:val="18"/>
           <w:szCs w:val="14"/>
-          <w:shd w:val="clear" w:color="auto" w:fill="B7B7B7"/>
-        </w:rPr>
-        <w:t>GPT</w:t>
-      </w:r>
-      <w:r>
-        <w:rPr>
-          <w:rFonts w:ascii="Cambria Math" w:hAnsi="Cambria Math" w:cs="Cambria Math"/>
-          <w:b/>
-          <w:sz w:val="14"/>
+          <w:highlight w:val="lightGray"/>
+          <w:shd w:val="clear" w:color="auto" w:fill="B7B7B7"/>
+        </w:rPr>
+        <w:t>‑</w:t>
+      </w:r>
+      <w:r>
+        <w:rPr>
+          <w:rFonts w:ascii="Arial" w:eastAsia="Arial" w:hAnsi="Arial"/>
+          <w:sz w:val="18"/>
           <w:szCs w:val="14"/>
-          <w:shd w:val="clear" w:color="auto" w:fill="B7B7B7"/>
-        </w:rPr>
-        <w:t>‑</w:t>
-      </w:r>
-      <w:r>
-        <w:rPr>
-          <w:b/>
-          <w:sz w:val="14"/>
-          <w:szCs w:val="14"/>
-          <w:shd w:val="clear" w:color="auto" w:fill="B7B7B7"/>
-        </w:rPr>
-        <w:t>5 Mini</w:t>
-      </w:r>
-      <w:r>
-        <w:rPr>
-          <w:b/>
-          <w:sz w:val="14"/>
-          <w:szCs w:val="14"/>
-          <w:shd w:val="clear" w:color="auto" w:fill="B7B7B7"/>
-        </w:rPr>
-        <w:t>) at [9/8/2025]</w:t>
+          <w:highlight w:val="lightGray"/>
+          <w:shd w:val="clear" w:color="auto" w:fill="B7B7B7"/>
+        </w:rPr>
+        <w:t>5 Mini) at [9/8/2025]</w:t>
       </w:r>
     </w:p>
     <w:p>
@@ -1423,7 +1175,7 @@
     </w:p>
     <w:p>
       <w:r>
-        <w:pict w14:anchorId="7F6B08E3">
+        <w:pict w14:anchorId="71AC9CEC">
           <v:rect id="_x0000_i1031" style="width:0;height:1.5pt" o:hralign="center" o:hrstd="t" o:hr="t" fillcolor="#a0a0a0" stroked="f"/>
         </w:pict>
       </w:r>
@@ -1439,78 +1191,42 @@
     <w:p>
       <w:r>
         <w:rPr>
-          <w:b/>
-          <w:shd w:val="clear" w:color="auto" w:fill="B7B7B7"/>
-        </w:rPr>
-        <w:t># Source</w:t>
-      </w:r>
-      <w:r>
-        <w:rPr>
-          <w:shd w:val="clear" w:color="auto" w:fill="B7B7B7"/>
-        </w:rPr>
-        <w:t xml:space="preserve">: </w:t>
-      </w:r>
-      <w:proofErr w:type="spellStart"/>
-      <w:r>
-        <w:rPr>
-          <w:b/>
-          <w:shd w:val="clear" w:color="auto" w:fill="B7B7B7"/>
-        </w:rPr>
-        <w:t>Chatgot</w:t>
-      </w:r>
-      <w:proofErr w:type="spellEnd"/>
-      <w:r>
-        <w:rPr>
-          <w:b/>
-          <w:shd w:val="clear" w:color="auto" w:fill="B7B7B7"/>
-        </w:rPr>
-        <w:t xml:space="preserve"> </w:t>
-      </w:r>
-      <w:r>
-        <w:rPr>
-          <w:b/>
-          <w:sz w:val="14"/>
+          <w:rFonts w:ascii="Arial" w:eastAsia="Arial" w:hAnsi="Arial"/>
+          <w:sz w:val="18"/>
+          <w:highlight w:val="lightGray"/>
+          <w:shd w:val="clear" w:color="auto" w:fill="B7B7B7"/>
+        </w:rPr>
+        <w:t xml:space="preserve"># Source: Chatgot </w:t>
+      </w:r>
+      <w:r>
+        <w:rPr>
+          <w:rFonts w:ascii="Arial" w:eastAsia="Arial" w:hAnsi="Arial"/>
+          <w:sz w:val="18"/>
           <w:szCs w:val="14"/>
-          <w:shd w:val="clear" w:color="auto" w:fill="B7B7B7"/>
-        </w:rPr>
-        <w:t>(</w:t>
-      </w:r>
-      <w:r>
-        <w:rPr>
-          <w:b/>
-          <w:sz w:val="14"/>
+          <w:highlight w:val="lightGray"/>
+          <w:shd w:val="clear" w:color="auto" w:fill="B7B7B7"/>
+        </w:rPr>
+        <w:t>(GPT</w:t>
+      </w:r>
+      <w:r>
+        <w:rPr>
+          <w:rFonts w:ascii="Arial" w:eastAsia="Arial" w:hAnsi="Arial" w:cs="Cambria Math"/>
+          <w:sz w:val="18"/>
           <w:szCs w:val="14"/>
-          <w:shd w:val="clear" w:color="auto" w:fill="B7B7B7"/>
-        </w:rPr>
-        <w:t>GPT</w:t>
-      </w:r>
-      <w:r>
-        <w:rPr>
-          <w:rFonts w:ascii="Cambria Math" w:hAnsi="Cambria Math" w:cs="Cambria Math"/>
-          <w:b/>
-          <w:sz w:val="14"/>
+          <w:highlight w:val="lightGray"/>
+          <w:shd w:val="clear" w:color="auto" w:fill="B7B7B7"/>
+        </w:rPr>
+        <w:t>‑</w:t>
+      </w:r>
+      <w:r>
+        <w:rPr>
+          <w:rFonts w:ascii="Arial" w:eastAsia="Arial" w:hAnsi="Arial"/>
+          <w:sz w:val="18"/>
           <w:szCs w:val="14"/>
-          <w:shd w:val="clear" w:color="auto" w:fill="B7B7B7"/>
-        </w:rPr>
-        <w:t>‑</w:t>
-      </w:r>
-      <w:r>
-        <w:rPr>
-          <w:b/>
-          <w:sz w:val="14"/>
-          <w:szCs w:val="14"/>
-          <w:shd w:val="clear" w:color="auto" w:fill="B7B7B7"/>
-        </w:rPr>
-        <w:t>5 Mini</w:t>
-      </w:r>
-      <w:r>
-        <w:rPr>
-          <w:b/>
-          <w:sz w:val="14"/>
-          <w:szCs w:val="14"/>
-          <w:shd w:val="clear" w:color="auto" w:fill="B7B7B7"/>
-        </w:rPr>
-        <w:t>) at [9/8/2025]</w:t>
+          <w:highlight w:val="lightGray"/>
+          <w:shd w:val="clear" w:color="auto" w:fill="B7B7B7"/>
+        </w:rPr>
+        <w:t>5 Mini) at [9/8/2025]</w:t>
       </w:r>
     </w:p>
     <w:p>
@@ -1583,7 +1299,7 @@
     </w:p>
     <w:p>
       <w:r>
-        <w:pict w14:anchorId="4840EA92">
+        <w:pict w14:anchorId="060CFCCA">
           <v:rect id="_x0000_i1032" style="width:0;height:1.5pt" o:hralign="center" o:hrstd="t" o:hr="t" fillcolor="#a0a0a0" stroked="f"/>
         </w:pict>
       </w:r>
@@ -1596,7 +1312,6 @@
         <w:rPr>
           <w:rFonts w:ascii="Segoe UI Emoji" w:hAnsi="Segoe UI Emoji" w:cs="Segoe UI Emoji"/>
         </w:rPr>
-        <w:lastRenderedPageBreak/>
         <w:t>💡</w:t>
       </w:r>
       <w:r>
@@ -1606,232 +1321,168 @@
     <w:p>
       <w:r>
         <w:rPr>
-          <w:b/>
-          <w:shd w:val="clear" w:color="auto" w:fill="B7B7B7"/>
-        </w:rPr>
-        <w:t># Source</w:t>
-      </w:r>
-      <w:r>
-        <w:rPr>
-          <w:shd w:val="clear" w:color="auto" w:fill="B7B7B7"/>
-        </w:rPr>
-        <w:t xml:space="preserve">: </w:t>
-      </w:r>
-      <w:proofErr w:type="spellStart"/>
-      <w:r>
-        <w:rPr>
-          <w:b/>
-          <w:shd w:val="clear" w:color="auto" w:fill="B7B7B7"/>
-        </w:rPr>
-        <w:t>Chatgot</w:t>
-      </w:r>
-      <w:proofErr w:type="spellEnd"/>
-      <w:r>
-        <w:rPr>
-          <w:b/>
-          <w:shd w:val="clear" w:color="auto" w:fill="B7B7B7"/>
-        </w:rPr>
-        <w:t xml:space="preserve"> </w:t>
-      </w:r>
-      <w:r>
-        <w:rPr>
-          <w:b/>
-          <w:sz w:val="14"/>
+          <w:rFonts w:ascii="Arial" w:eastAsia="Arial" w:hAnsi="Arial"/>
+          <w:sz w:val="18"/>
+          <w:highlight w:val="lightGray"/>
+          <w:shd w:val="clear" w:color="auto" w:fill="B7B7B7"/>
+        </w:rPr>
+        <w:t xml:space="preserve"># Source: Chatgot </w:t>
+      </w:r>
+      <w:r>
+        <w:rPr>
+          <w:rFonts w:ascii="Arial" w:eastAsia="Arial" w:hAnsi="Arial"/>
+          <w:sz w:val="18"/>
           <w:szCs w:val="14"/>
-          <w:shd w:val="clear" w:color="auto" w:fill="B7B7B7"/>
-        </w:rPr>
-        <w:t>(</w:t>
-      </w:r>
-      <w:r>
-        <w:rPr>
-          <w:b/>
-          <w:sz w:val="14"/>
+          <w:highlight w:val="lightGray"/>
+          <w:shd w:val="clear" w:color="auto" w:fill="B7B7B7"/>
+        </w:rPr>
+        <w:t>(GPT</w:t>
+      </w:r>
+      <w:r>
+        <w:rPr>
+          <w:rFonts w:ascii="Arial" w:eastAsia="Arial" w:hAnsi="Arial" w:cs="Cambria Math"/>
+          <w:sz w:val="18"/>
           <w:szCs w:val="14"/>
-          <w:shd w:val="clear" w:color="auto" w:fill="B7B7B7"/>
-        </w:rPr>
-        <w:t>GPT</w:t>
-      </w:r>
-      <w:r>
-        <w:rPr>
-          <w:rFonts w:ascii="Cambria Math" w:hAnsi="Cambria Math" w:cs="Cambria Math"/>
-          <w:b/>
-          <w:sz w:val="14"/>
+          <w:highlight w:val="lightGray"/>
+          <w:shd w:val="clear" w:color="auto" w:fill="B7B7B7"/>
+        </w:rPr>
+        <w:t>‑</w:t>
+      </w:r>
+      <w:r>
+        <w:rPr>
+          <w:rFonts w:ascii="Arial" w:eastAsia="Arial" w:hAnsi="Arial"/>
+          <w:sz w:val="18"/>
           <w:szCs w:val="14"/>
+          <w:highlight w:val="lightGray"/>
+          <w:shd w:val="clear" w:color="auto" w:fill="B7B7B7"/>
+        </w:rPr>
+        <w:t>5 Mini) at [9/8/2025]</w:t>
+      </w:r>
+    </w:p>
+    <w:p>
+      <w:r>
+        <w:t>Pair testing sessions = two people testing together in real time, combining skills and perspectives to improve test coverage and speed up defect discovery.</w:t>
+      </w:r>
+    </w:p>
+    <w:p/>
+    <w:p>
+      <w:pPr>
+        <w:pStyle w:val="Heading2"/>
+      </w:pPr>
+      <w:r>
+        <w:t>Peer-to-Peer Testing</w:t>
+      </w:r>
+    </w:p>
+    <w:p>
+      <w:pPr>
+        <w:pStyle w:val="Heading3"/>
+      </w:pPr>
+      <w:r>
+        <w:t>Definition:</w:t>
+      </w:r>
+    </w:p>
+    <w:p>
+      <w:r>
+        <w:rPr>
+          <w:rFonts w:ascii="Arial" w:eastAsia="Arial" w:hAnsi="Arial"/>
+          <w:sz w:val="18"/>
+          <w:highlight w:val="lightGray"/>
+          <w:shd w:val="clear" w:color="auto" w:fill="B7B7B7"/>
+        </w:rPr>
+        <w:t xml:space="preserve"># Source: Chatgot </w:t>
+      </w:r>
+      <w:r>
+        <w:rPr>
+          <w:rFonts w:ascii="Arial" w:eastAsia="Arial" w:hAnsi="Arial"/>
+          <w:sz w:val="18"/>
+          <w:szCs w:val="14"/>
+          <w:highlight w:val="lightGray"/>
+          <w:shd w:val="clear" w:color="auto" w:fill="B7B7B7"/>
+        </w:rPr>
+        <w:t>(GPT</w:t>
+      </w:r>
+      <w:r>
+        <w:rPr>
+          <w:rFonts w:ascii="Arial" w:eastAsia="Arial" w:hAnsi="Arial" w:cs="Cambria Math"/>
+          <w:sz w:val="18"/>
+          <w:szCs w:val="14"/>
+          <w:highlight w:val="lightGray"/>
           <w:shd w:val="clear" w:color="auto" w:fill="B7B7B7"/>
         </w:rPr>
         <w:t>‑</w:t>
       </w:r>
       <w:r>
         <w:rPr>
-          <w:b/>
-          <w:sz w:val="14"/>
+          <w:rFonts w:ascii="Arial" w:eastAsia="Arial" w:hAnsi="Arial"/>
+          <w:sz w:val="18"/>
           <w:szCs w:val="14"/>
-          <w:shd w:val="clear" w:color="auto" w:fill="B7B7B7"/>
-        </w:rPr>
-        <w:t>5 Mini</w:t>
-      </w:r>
-      <w:r>
-        <w:rPr>
-          <w:b/>
-          <w:sz w:val="14"/>
-          <w:szCs w:val="14"/>
-          <w:shd w:val="clear" w:color="auto" w:fill="B7B7B7"/>
-        </w:rPr>
-        <w:t>) at [9/8/2025]</w:t>
-      </w:r>
-    </w:p>
-    <w:p>
-      <w:r>
-        <w:t>Pair testing sessions = two people testing together in real time, combining skills and perspectives to improve test coverage and speed up defect discovery.</w:t>
-      </w:r>
-    </w:p>
-    <w:p/>
-    <w:p>
-      <w:pPr>
-        <w:pStyle w:val="Heading2"/>
-      </w:pPr>
-      <w:r>
-        <w:t>Peer-to-Peer Testing</w:t>
-      </w:r>
-    </w:p>
-    <w:p>
-      <w:pPr>
-        <w:pStyle w:val="Heading3"/>
-      </w:pPr>
-      <w:r>
-        <w:t>Definition:</w:t>
-      </w:r>
-    </w:p>
-    <w:p>
-      <w:r>
-        <w:rPr>
-          <w:b/>
-          <w:shd w:val="clear" w:color="auto" w:fill="B7B7B7"/>
-        </w:rPr>
-        <w:t># Source</w:t>
-      </w:r>
-      <w:r>
-        <w:rPr>
-          <w:shd w:val="clear" w:color="auto" w:fill="B7B7B7"/>
-        </w:rPr>
-        <w:t xml:space="preserve">: </w:t>
-      </w:r>
-      <w:proofErr w:type="spellStart"/>
-      <w:r>
-        <w:rPr>
-          <w:b/>
-          <w:shd w:val="clear" w:color="auto" w:fill="B7B7B7"/>
-        </w:rPr>
-        <w:t>Chatgot</w:t>
-      </w:r>
-      <w:proofErr w:type="spellEnd"/>
-      <w:r>
-        <w:rPr>
-          <w:b/>
-          <w:shd w:val="clear" w:color="auto" w:fill="B7B7B7"/>
-        </w:rPr>
-        <w:t xml:space="preserve"> </w:t>
-      </w:r>
-      <w:r>
-        <w:rPr>
-          <w:b/>
-          <w:sz w:val="14"/>
-          <w:szCs w:val="14"/>
-          <w:shd w:val="clear" w:color="auto" w:fill="B7B7B7"/>
-        </w:rPr>
-        <w:t>(</w:t>
-      </w:r>
-      <w:r>
-        <w:rPr>
-          <w:b/>
-          <w:sz w:val="14"/>
-          <w:szCs w:val="14"/>
-          <w:shd w:val="clear" w:color="auto" w:fill="B7B7B7"/>
-        </w:rPr>
-        <w:t>GPT</w:t>
-      </w:r>
-      <w:r>
-        <w:rPr>
-          <w:rFonts w:ascii="Cambria Math" w:hAnsi="Cambria Math" w:cs="Cambria Math"/>
-          <w:b/>
-          <w:sz w:val="14"/>
-          <w:szCs w:val="14"/>
-          <w:shd w:val="clear" w:color="auto" w:fill="B7B7B7"/>
-        </w:rPr>
-        <w:t>‑</w:t>
-      </w:r>
-      <w:r>
-        <w:rPr>
-          <w:b/>
-          <w:sz w:val="14"/>
-          <w:szCs w:val="14"/>
-          <w:shd w:val="clear" w:color="auto" w:fill="B7B7B7"/>
-        </w:rPr>
-        <w:t>5 Mini</w:t>
-      </w:r>
-      <w:r>
-        <w:rPr>
-          <w:b/>
-          <w:sz w:val="14"/>
-          <w:szCs w:val="14"/>
-          <w:shd w:val="clear" w:color="auto" w:fill="B7B7B7"/>
-        </w:rPr>
-        <w:t>) at [9/8/2025]</w:t>
-      </w:r>
-      <w:r>
-        <w:rPr>
-          <w:rFonts w:ascii="Roboto Mono" w:hAnsi="Roboto Mono"/>
+          <w:highlight w:val="lightGray"/>
+          <w:shd w:val="clear" w:color="auto" w:fill="B7B7B7"/>
+        </w:rPr>
+        <w:t>5 Mini) at [9/8/2025]</w:t>
+      </w:r>
+      <w:r>
+        <w:rPr>
+          <w:rFonts w:ascii="Arial" w:eastAsia="Arial" w:hAnsi="Arial"/>
+          <w:sz w:val="18"/>
+          <w:highlight w:val="lightGray"/>
         </w:rPr>
         <w:br/>
         <w:t xml:space="preserve">Peer-to-peer testing is when </w:t>
       </w:r>
       <w:r>
         <w:rPr>
+          <w:rFonts w:ascii="Arial" w:eastAsia="Arial" w:hAnsi="Arial"/>
+          <w:bCs/>
+          <w:sz w:val="18"/>
+          <w:highlight w:val="lightGray"/>
+        </w:rPr>
+        <w:t>colleagues (peers)</w:t>
+      </w:r>
+      <w:r>
+        <w:rPr>
+          <w:rFonts w:ascii="Arial" w:eastAsia="Arial" w:hAnsi="Arial"/>
+          <w:sz w:val="18"/>
+          <w:highlight w:val="lightGray"/>
+        </w:rPr>
+        <w:t xml:space="preserve"> test each other’s work. Instead of testing being done only by a separate QA team, people at the same level — like developers testing code written by other developers — </w:t>
+      </w:r>
+      <w:r>
+        <w:rPr>
+          <w:rFonts w:ascii="Arial" w:eastAsia="Arial" w:hAnsi="Arial"/>
+          <w:bCs/>
+          <w:sz w:val="18"/>
+          <w:highlight w:val="lightGray"/>
+        </w:rPr>
+        <w:t>exchange roles</w:t>
+      </w:r>
+      <w:r>
+        <w:rPr>
+          <w:rFonts w:ascii="Arial" w:eastAsia="Arial" w:hAnsi="Arial"/>
+          <w:sz w:val="18"/>
+          <w:highlight w:val="lightGray"/>
+        </w:rPr>
+        <w:t xml:space="preserve"> to verify quality.</w:t>
+      </w:r>
+    </w:p>
+    <w:p>
+      <w:pPr>
+        <w:rPr>
+          <w:rFonts w:ascii="Roboto Mono" w:hAnsi="Roboto Mono"/>
+        </w:rPr>
+      </w:pPr>
+      <w:r>
+        <w:rPr>
+          <w:rFonts w:ascii="Roboto Mono" w:hAnsi="Roboto Mono"/>
+        </w:rPr>
+        <w:t xml:space="preserve">It’s basically a form of </w:t>
+      </w:r>
+      <w:r>
+        <w:rPr>
           <w:rFonts w:ascii="Roboto Mono" w:hAnsi="Roboto Mono"/>
           <w:b/>
           <w:bCs/>
         </w:rPr>
-        <w:t>colleagues (peers)</w:t>
-      </w:r>
-      <w:r>
-        <w:rPr>
-          <w:rFonts w:ascii="Roboto Mono" w:hAnsi="Roboto Mono"/>
-        </w:rPr>
-        <w:t xml:space="preserve"> test each other’s work. Instead of testing being done only by a separate QA team, people at the same level — like developers testing code written by other developers — </w:t>
-      </w:r>
-      <w:r>
-        <w:rPr>
-          <w:rFonts w:ascii="Roboto Mono" w:hAnsi="Roboto Mono"/>
-          <w:b/>
-          <w:bCs/>
-        </w:rPr>
-        <w:t>exchange roles</w:t>
-      </w:r>
-      <w:r>
-        <w:rPr>
-          <w:rFonts w:ascii="Roboto Mono" w:hAnsi="Roboto Mono"/>
-        </w:rPr>
-        <w:t xml:space="preserve"> to verify quality.</w:t>
-      </w:r>
-    </w:p>
-    <w:p>
-      <w:pPr>
-        <w:rPr>
-          <w:rFonts w:ascii="Roboto Mono" w:hAnsi="Roboto Mono"/>
-        </w:rPr>
-      </w:pPr>
-      <w:r>
-        <w:rPr>
-          <w:rFonts w:ascii="Roboto Mono" w:hAnsi="Roboto Mono"/>
-        </w:rPr>
-        <w:t xml:space="preserve">It’s basically a form of </w:t>
-      </w:r>
-      <w:r>
-        <w:rPr>
-          <w:rFonts w:ascii="Roboto Mono" w:hAnsi="Roboto Mono"/>
-          <w:b/>
-          <w:bCs/>
-        </w:rPr>
         <w:t>cross-checking</w:t>
       </w:r>
       <w:r>
@@ -1851,7 +1502,7 @@
         <w:rPr>
           <w:rFonts w:ascii="Roboto Mono" w:hAnsi="Roboto Mono"/>
         </w:rPr>
-        <w:pict w14:anchorId="355D1940">
+        <w:pict w14:anchorId="3B4A9498">
           <v:rect id="_x0000_i1033" style="width:0;height:1.5pt" o:hralign="center" o:hrstd="t" o:hr="t" fillcolor="#a0a0a0" stroked="f"/>
         </w:pict>
       </w:r>
@@ -1867,78 +1518,42 @@
     <w:p>
       <w:r>
         <w:rPr>
-          <w:b/>
-          <w:shd w:val="clear" w:color="auto" w:fill="B7B7B7"/>
-        </w:rPr>
-        <w:t># Source</w:t>
-      </w:r>
-      <w:r>
-        <w:rPr>
-          <w:shd w:val="clear" w:color="auto" w:fill="B7B7B7"/>
-        </w:rPr>
-        <w:t xml:space="preserve">: </w:t>
-      </w:r>
-      <w:proofErr w:type="spellStart"/>
-      <w:r>
-        <w:rPr>
-          <w:b/>
-          <w:shd w:val="clear" w:color="auto" w:fill="B7B7B7"/>
-        </w:rPr>
-        <w:t>Chatgot</w:t>
-      </w:r>
-      <w:proofErr w:type="spellEnd"/>
-      <w:r>
-        <w:rPr>
-          <w:b/>
-          <w:shd w:val="clear" w:color="auto" w:fill="B7B7B7"/>
-        </w:rPr>
-        <w:t xml:space="preserve"> </w:t>
-      </w:r>
-      <w:r>
-        <w:rPr>
-          <w:b/>
-          <w:sz w:val="14"/>
+          <w:rFonts w:ascii="Arial" w:eastAsia="Arial" w:hAnsi="Arial"/>
+          <w:sz w:val="18"/>
+          <w:highlight w:val="lightGray"/>
+          <w:shd w:val="clear" w:color="auto" w:fill="B7B7B7"/>
+        </w:rPr>
+        <w:t xml:space="preserve"># Source: Chatgot </w:t>
+      </w:r>
+      <w:r>
+        <w:rPr>
+          <w:rFonts w:ascii="Arial" w:eastAsia="Arial" w:hAnsi="Arial"/>
+          <w:sz w:val="18"/>
           <w:szCs w:val="14"/>
-          <w:shd w:val="clear" w:color="auto" w:fill="B7B7B7"/>
-        </w:rPr>
-        <w:t>(</w:t>
-      </w:r>
-      <w:r>
-        <w:rPr>
-          <w:b/>
-          <w:sz w:val="14"/>
+          <w:highlight w:val="lightGray"/>
+          <w:shd w:val="clear" w:color="auto" w:fill="B7B7B7"/>
+        </w:rPr>
+        <w:t>(GPT</w:t>
+      </w:r>
+      <w:r>
+        <w:rPr>
+          <w:rFonts w:ascii="Arial" w:eastAsia="Arial" w:hAnsi="Arial" w:cs="Cambria Math"/>
+          <w:sz w:val="18"/>
           <w:szCs w:val="14"/>
-          <w:shd w:val="clear" w:color="auto" w:fill="B7B7B7"/>
-        </w:rPr>
-        <w:t>GPT</w:t>
-      </w:r>
-      <w:r>
-        <w:rPr>
-          <w:rFonts w:ascii="Cambria Math" w:hAnsi="Cambria Math" w:cs="Cambria Math"/>
-          <w:b/>
-          <w:sz w:val="14"/>
+          <w:highlight w:val="lightGray"/>
+          <w:shd w:val="clear" w:color="auto" w:fill="B7B7B7"/>
+        </w:rPr>
+        <w:t>‑</w:t>
+      </w:r>
+      <w:r>
+        <w:rPr>
+          <w:rFonts w:ascii="Arial" w:eastAsia="Arial" w:hAnsi="Arial"/>
+          <w:sz w:val="18"/>
           <w:szCs w:val="14"/>
-          <w:shd w:val="clear" w:color="auto" w:fill="B7B7B7"/>
-        </w:rPr>
-        <w:t>‑</w:t>
-      </w:r>
-      <w:r>
-        <w:rPr>
-          <w:b/>
-          <w:sz w:val="14"/>
-          <w:szCs w:val="14"/>
-          <w:shd w:val="clear" w:color="auto" w:fill="B7B7B7"/>
-        </w:rPr>
-        <w:t>5 Mini</w:t>
-      </w:r>
-      <w:r>
-        <w:rPr>
-          <w:b/>
-          <w:sz w:val="14"/>
-          <w:szCs w:val="14"/>
-          <w:shd w:val="clear" w:color="auto" w:fill="B7B7B7"/>
-        </w:rPr>
-        <w:t>) at [9/8/2025]</w:t>
+          <w:highlight w:val="lightGray"/>
+          <w:shd w:val="clear" w:color="auto" w:fill="B7B7B7"/>
+        </w:rPr>
+        <w:t>5 Mini) at [9/8/2025]</w:t>
       </w:r>
     </w:p>
     <w:p>
@@ -2015,7 +1630,7 @@
         <w:rPr>
           <w:rFonts w:ascii="Roboto Mono" w:hAnsi="Roboto Mono"/>
         </w:rPr>
-        <w:pict w14:anchorId="4F9E6A71">
+        <w:pict w14:anchorId="37336270">
           <v:rect id="_x0000_i1034" style="width:0;height:1.5pt" o:hralign="center" o:hrstd="t" o:hr="t" fillcolor="#a0a0a0" stroked="f"/>
         </w:pict>
       </w:r>
@@ -2031,78 +1646,42 @@
     <w:p>
       <w:r>
         <w:rPr>
-          <w:b/>
-          <w:shd w:val="clear" w:color="auto" w:fill="B7B7B7"/>
-        </w:rPr>
-        <w:t># Source</w:t>
-      </w:r>
-      <w:r>
-        <w:rPr>
-          <w:shd w:val="clear" w:color="auto" w:fill="B7B7B7"/>
-        </w:rPr>
-        <w:t xml:space="preserve">: </w:t>
-      </w:r>
-      <w:proofErr w:type="spellStart"/>
-      <w:r>
-        <w:rPr>
-          <w:b/>
-          <w:shd w:val="clear" w:color="auto" w:fill="B7B7B7"/>
-        </w:rPr>
-        <w:t>Chatgot</w:t>
-      </w:r>
-      <w:proofErr w:type="spellEnd"/>
-      <w:r>
-        <w:rPr>
-          <w:b/>
-          <w:shd w:val="clear" w:color="auto" w:fill="B7B7B7"/>
-        </w:rPr>
-        <w:t xml:space="preserve"> </w:t>
-      </w:r>
-      <w:r>
-        <w:rPr>
-          <w:b/>
-          <w:sz w:val="14"/>
+          <w:rFonts w:ascii="Arial" w:eastAsia="Arial" w:hAnsi="Arial"/>
+          <w:sz w:val="18"/>
+          <w:highlight w:val="lightGray"/>
+          <w:shd w:val="clear" w:color="auto" w:fill="B7B7B7"/>
+        </w:rPr>
+        <w:t xml:space="preserve"># Source: Chatgot </w:t>
+      </w:r>
+      <w:r>
+        <w:rPr>
+          <w:rFonts w:ascii="Arial" w:eastAsia="Arial" w:hAnsi="Arial"/>
+          <w:sz w:val="18"/>
           <w:szCs w:val="14"/>
-          <w:shd w:val="clear" w:color="auto" w:fill="B7B7B7"/>
-        </w:rPr>
-        <w:t>(</w:t>
-      </w:r>
-      <w:r>
-        <w:rPr>
-          <w:b/>
-          <w:sz w:val="14"/>
+          <w:highlight w:val="lightGray"/>
+          <w:shd w:val="clear" w:color="auto" w:fill="B7B7B7"/>
+        </w:rPr>
+        <w:t>(GPT</w:t>
+      </w:r>
+      <w:r>
+        <w:rPr>
+          <w:rFonts w:ascii="Arial" w:eastAsia="Arial" w:hAnsi="Arial" w:cs="Cambria Math"/>
+          <w:sz w:val="18"/>
           <w:szCs w:val="14"/>
-          <w:shd w:val="clear" w:color="auto" w:fill="B7B7B7"/>
-        </w:rPr>
-        <w:t>GPT</w:t>
-      </w:r>
-      <w:r>
-        <w:rPr>
-          <w:rFonts w:ascii="Cambria Math" w:hAnsi="Cambria Math" w:cs="Cambria Math"/>
-          <w:b/>
-          <w:sz w:val="14"/>
+          <w:highlight w:val="lightGray"/>
+          <w:shd w:val="clear" w:color="auto" w:fill="B7B7B7"/>
+        </w:rPr>
+        <w:t>‑</w:t>
+      </w:r>
+      <w:r>
+        <w:rPr>
+          <w:rFonts w:ascii="Arial" w:eastAsia="Arial" w:hAnsi="Arial"/>
+          <w:sz w:val="18"/>
           <w:szCs w:val="14"/>
-          <w:shd w:val="clear" w:color="auto" w:fill="B7B7B7"/>
-        </w:rPr>
-        <w:t>‑</w:t>
-      </w:r>
-      <w:r>
-        <w:rPr>
-          <w:b/>
-          <w:sz w:val="14"/>
-          <w:szCs w:val="14"/>
-          <w:shd w:val="clear" w:color="auto" w:fill="B7B7B7"/>
-        </w:rPr>
-        <w:t>5 Mini</w:t>
-      </w:r>
-      <w:r>
-        <w:rPr>
-          <w:b/>
-          <w:sz w:val="14"/>
-          <w:szCs w:val="14"/>
-          <w:shd w:val="clear" w:color="auto" w:fill="B7B7B7"/>
-        </w:rPr>
-        <w:t>) at [9/8/2025]</w:t>
+          <w:highlight w:val="lightGray"/>
+          <w:shd w:val="clear" w:color="auto" w:fill="B7B7B7"/>
+        </w:rPr>
+        <w:t>5 Mini) at [9/8/2025]</w:t>
       </w:r>
     </w:p>
     <w:p>
@@ -2156,7 +1735,6 @@
         <w:rPr>
           <w:rFonts w:ascii="Segoe UI Emoji" w:hAnsi="Segoe UI Emoji" w:cs="Segoe UI Emoji"/>
         </w:rPr>
-        <w:lastRenderedPageBreak/>
         <w:t>🤝</w:t>
       </w:r>
       <w:r>
@@ -2264,7 +1842,7 @@
         <w:rPr>
           <w:rFonts w:ascii="Roboto Mono" w:hAnsi="Roboto Mono"/>
         </w:rPr>
-        <w:pict w14:anchorId="0B6641C1">
+        <w:pict w14:anchorId="495426A6">
           <v:rect id="_x0000_i1035" style="width:0;height:1.5pt" o:hralign="center" o:hrstd="t" o:hr="t" fillcolor="#a0a0a0" stroked="f"/>
         </w:pict>
       </w:r>
@@ -2280,78 +1858,42 @@
     <w:p>
       <w:r>
         <w:rPr>
-          <w:b/>
-          <w:shd w:val="clear" w:color="auto" w:fill="B7B7B7"/>
-        </w:rPr>
-        <w:t># Source</w:t>
-      </w:r>
-      <w:r>
-        <w:rPr>
-          <w:shd w:val="clear" w:color="auto" w:fill="B7B7B7"/>
-        </w:rPr>
-        <w:t xml:space="preserve">: </w:t>
-      </w:r>
-      <w:proofErr w:type="spellStart"/>
-      <w:r>
-        <w:rPr>
-          <w:b/>
-          <w:shd w:val="clear" w:color="auto" w:fill="B7B7B7"/>
-        </w:rPr>
-        <w:t>Chatgot</w:t>
-      </w:r>
-      <w:proofErr w:type="spellEnd"/>
-      <w:r>
-        <w:rPr>
-          <w:b/>
-          <w:shd w:val="clear" w:color="auto" w:fill="B7B7B7"/>
-        </w:rPr>
-        <w:t xml:space="preserve"> </w:t>
-      </w:r>
-      <w:r>
-        <w:rPr>
-          <w:b/>
-          <w:sz w:val="14"/>
+          <w:rFonts w:ascii="Arial" w:eastAsia="Arial" w:hAnsi="Arial"/>
+          <w:sz w:val="18"/>
+          <w:highlight w:val="lightGray"/>
+          <w:shd w:val="clear" w:color="auto" w:fill="B7B7B7"/>
+        </w:rPr>
+        <w:t xml:space="preserve"># Source: Chatgot </w:t>
+      </w:r>
+      <w:r>
+        <w:rPr>
+          <w:rFonts w:ascii="Arial" w:eastAsia="Arial" w:hAnsi="Arial"/>
+          <w:sz w:val="18"/>
           <w:szCs w:val="14"/>
-          <w:shd w:val="clear" w:color="auto" w:fill="B7B7B7"/>
-        </w:rPr>
-        <w:t>(</w:t>
-      </w:r>
-      <w:r>
-        <w:rPr>
-          <w:b/>
-          <w:sz w:val="14"/>
+          <w:highlight w:val="lightGray"/>
+          <w:shd w:val="clear" w:color="auto" w:fill="B7B7B7"/>
+        </w:rPr>
+        <w:t>(GPT</w:t>
+      </w:r>
+      <w:r>
+        <w:rPr>
+          <w:rFonts w:ascii="Arial" w:eastAsia="Arial" w:hAnsi="Arial" w:cs="Cambria Math"/>
+          <w:sz w:val="18"/>
           <w:szCs w:val="14"/>
-          <w:shd w:val="clear" w:color="auto" w:fill="B7B7B7"/>
-        </w:rPr>
-        <w:t>GPT</w:t>
-      </w:r>
-      <w:r>
-        <w:rPr>
-          <w:rFonts w:ascii="Cambria Math" w:hAnsi="Cambria Math" w:cs="Cambria Math"/>
-          <w:b/>
-          <w:sz w:val="14"/>
+          <w:highlight w:val="lightGray"/>
+          <w:shd w:val="clear" w:color="auto" w:fill="B7B7B7"/>
+        </w:rPr>
+        <w:t>‑</w:t>
+      </w:r>
+      <w:r>
+        <w:rPr>
+          <w:rFonts w:ascii="Arial" w:eastAsia="Arial" w:hAnsi="Arial"/>
+          <w:sz w:val="18"/>
           <w:szCs w:val="14"/>
-          <w:shd w:val="clear" w:color="auto" w:fill="B7B7B7"/>
-        </w:rPr>
-        <w:t>‑</w:t>
-      </w:r>
-      <w:r>
-        <w:rPr>
-          <w:b/>
-          <w:sz w:val="14"/>
-          <w:szCs w:val="14"/>
-          <w:shd w:val="clear" w:color="auto" w:fill="B7B7B7"/>
-        </w:rPr>
-        <w:t>5 Mini</w:t>
-      </w:r>
-      <w:r>
-        <w:rPr>
-          <w:b/>
-          <w:sz w:val="14"/>
-          <w:szCs w:val="14"/>
-          <w:shd w:val="clear" w:color="auto" w:fill="B7B7B7"/>
-        </w:rPr>
-        <w:t>) at [9/8/2025]</w:t>
+          <w:highlight w:val="lightGray"/>
+          <w:shd w:val="clear" w:color="auto" w:fill="B7B7B7"/>
+        </w:rPr>
+        <w:t>5 Mini) at [9/8/2025]</w:t>
       </w:r>
     </w:p>
     <w:p>
@@ -2415,7 +1957,7 @@
         <w:rPr>
           <w:rFonts w:ascii="Roboto Mono" w:hAnsi="Roboto Mono"/>
         </w:rPr>
-        <w:pict w14:anchorId="6CF52E46">
+        <w:pict w14:anchorId="3C5B7E7A">
           <v:rect id="_x0000_i1036" style="width:0;height:1.5pt" o:hralign="center" o:hrstd="t" o:hr="t" fillcolor="#a0a0a0" stroked="f"/>
         </w:pict>
       </w:r>
@@ -2437,78 +1979,42 @@
     <w:p>
       <w:r>
         <w:rPr>
-          <w:b/>
-          <w:shd w:val="clear" w:color="auto" w:fill="B7B7B7"/>
-        </w:rPr>
-        <w:t># Source</w:t>
-      </w:r>
-      <w:r>
-        <w:rPr>
-          <w:shd w:val="clear" w:color="auto" w:fill="B7B7B7"/>
-        </w:rPr>
-        <w:t xml:space="preserve">: </w:t>
-      </w:r>
-      <w:proofErr w:type="spellStart"/>
-      <w:r>
-        <w:rPr>
-          <w:b/>
-          <w:shd w:val="clear" w:color="auto" w:fill="B7B7B7"/>
-        </w:rPr>
-        <w:t>Chatgot</w:t>
-      </w:r>
-      <w:proofErr w:type="spellEnd"/>
-      <w:r>
-        <w:rPr>
-          <w:b/>
-          <w:shd w:val="clear" w:color="auto" w:fill="B7B7B7"/>
-        </w:rPr>
-        <w:t xml:space="preserve"> </w:t>
-      </w:r>
-      <w:r>
-        <w:rPr>
-          <w:b/>
-          <w:sz w:val="14"/>
+          <w:rFonts w:ascii="Arial" w:eastAsia="Arial" w:hAnsi="Arial"/>
+          <w:sz w:val="18"/>
+          <w:highlight w:val="lightGray"/>
+          <w:shd w:val="clear" w:color="auto" w:fill="B7B7B7"/>
+        </w:rPr>
+        <w:t xml:space="preserve"># Source: Chatgot </w:t>
+      </w:r>
+      <w:r>
+        <w:rPr>
+          <w:rFonts w:ascii="Arial" w:eastAsia="Arial" w:hAnsi="Arial"/>
+          <w:sz w:val="18"/>
           <w:szCs w:val="14"/>
-          <w:shd w:val="clear" w:color="auto" w:fill="B7B7B7"/>
-        </w:rPr>
-        <w:t>(</w:t>
-      </w:r>
-      <w:r>
-        <w:rPr>
-          <w:b/>
-          <w:sz w:val="14"/>
+          <w:highlight w:val="lightGray"/>
+          <w:shd w:val="clear" w:color="auto" w:fill="B7B7B7"/>
+        </w:rPr>
+        <w:t>(GPT</w:t>
+      </w:r>
+      <w:r>
+        <w:rPr>
+          <w:rFonts w:ascii="Arial" w:eastAsia="Arial" w:hAnsi="Arial" w:cs="Cambria Math"/>
+          <w:sz w:val="18"/>
           <w:szCs w:val="14"/>
-          <w:shd w:val="clear" w:color="auto" w:fill="B7B7B7"/>
-        </w:rPr>
-        <w:t>GPT</w:t>
-      </w:r>
-      <w:r>
-        <w:rPr>
-          <w:rFonts w:ascii="Cambria Math" w:hAnsi="Cambria Math" w:cs="Cambria Math"/>
-          <w:b/>
-          <w:sz w:val="14"/>
+          <w:highlight w:val="lightGray"/>
+          <w:shd w:val="clear" w:color="auto" w:fill="B7B7B7"/>
+        </w:rPr>
+        <w:t>‑</w:t>
+      </w:r>
+      <w:r>
+        <w:rPr>
+          <w:rFonts w:ascii="Arial" w:eastAsia="Arial" w:hAnsi="Arial"/>
+          <w:sz w:val="18"/>
           <w:szCs w:val="14"/>
-          <w:shd w:val="clear" w:color="auto" w:fill="B7B7B7"/>
-        </w:rPr>
-        <w:t>‑</w:t>
-      </w:r>
-      <w:r>
-        <w:rPr>
-          <w:b/>
-          <w:sz w:val="14"/>
-          <w:szCs w:val="14"/>
-          <w:shd w:val="clear" w:color="auto" w:fill="B7B7B7"/>
-        </w:rPr>
-        <w:t>5 Mini</w:t>
-      </w:r>
-      <w:r>
-        <w:rPr>
-          <w:b/>
-          <w:sz w:val="14"/>
-          <w:szCs w:val="14"/>
-          <w:shd w:val="clear" w:color="auto" w:fill="B7B7B7"/>
-        </w:rPr>
-        <w:t>) at [9/8/2025]</w:t>
+          <w:highlight w:val="lightGray"/>
+          <w:shd w:val="clear" w:color="auto" w:fill="B7B7B7"/>
+        </w:rPr>
+        <w:t>5 Mini) at [9/8/2025]</w:t>
       </w:r>
     </w:p>
     <w:p>
@@ -2534,7 +2040,7 @@
         <w:rPr>
           <w:rFonts w:ascii="Roboto Mono" w:hAnsi="Roboto Mono"/>
         </w:rPr>
-        <w:pict w14:anchorId="14FD373B">
+        <w:pict w14:anchorId="1D0FF5CC">
           <v:rect id="_x0000_i1037" style="width:0;height:1.5pt" o:hralign="center" o:hrstd="t" o:hr="t" fillcolor="#a0a0a0" stroked="f"/>
         </w:pict>
       </w:r>
@@ -2551,78 +2057,42 @@
       <w:bookmarkStart w:id="1" w:name="_Hlk208247177"/>
       <w:r>
         <w:rPr>
-          <w:b/>
-          <w:shd w:val="clear" w:color="auto" w:fill="B7B7B7"/>
-        </w:rPr>
-        <w:t># Source</w:t>
-      </w:r>
-      <w:r>
-        <w:rPr>
-          <w:shd w:val="clear" w:color="auto" w:fill="B7B7B7"/>
-        </w:rPr>
-        <w:t xml:space="preserve">: </w:t>
-      </w:r>
-      <w:proofErr w:type="spellStart"/>
-      <w:r>
-        <w:rPr>
-          <w:b/>
-          <w:shd w:val="clear" w:color="auto" w:fill="B7B7B7"/>
-        </w:rPr>
-        <w:t>Chatgot</w:t>
-      </w:r>
-      <w:proofErr w:type="spellEnd"/>
-      <w:r>
-        <w:rPr>
-          <w:b/>
-          <w:shd w:val="clear" w:color="auto" w:fill="B7B7B7"/>
-        </w:rPr>
-        <w:t xml:space="preserve"> </w:t>
-      </w:r>
-      <w:r>
-        <w:rPr>
-          <w:b/>
-          <w:sz w:val="14"/>
+          <w:rFonts w:ascii="Arial" w:eastAsia="Arial" w:hAnsi="Arial"/>
+          <w:sz w:val="18"/>
+          <w:highlight w:val="lightGray"/>
+          <w:shd w:val="clear" w:color="auto" w:fill="B7B7B7"/>
+        </w:rPr>
+        <w:t xml:space="preserve"># Source: Chatgot </w:t>
+      </w:r>
+      <w:r>
+        <w:rPr>
+          <w:rFonts w:ascii="Arial" w:eastAsia="Arial" w:hAnsi="Arial"/>
+          <w:sz w:val="18"/>
           <w:szCs w:val="14"/>
-          <w:shd w:val="clear" w:color="auto" w:fill="B7B7B7"/>
-        </w:rPr>
-        <w:t>(</w:t>
-      </w:r>
-      <w:r>
-        <w:rPr>
-          <w:b/>
-          <w:sz w:val="14"/>
+          <w:highlight w:val="lightGray"/>
+          <w:shd w:val="clear" w:color="auto" w:fill="B7B7B7"/>
+        </w:rPr>
+        <w:t>(GPT</w:t>
+      </w:r>
+      <w:r>
+        <w:rPr>
+          <w:rFonts w:ascii="Arial" w:eastAsia="Arial" w:hAnsi="Arial" w:cs="Cambria Math"/>
+          <w:sz w:val="18"/>
           <w:szCs w:val="14"/>
-          <w:shd w:val="clear" w:color="auto" w:fill="B7B7B7"/>
-        </w:rPr>
-        <w:t>GPT</w:t>
-      </w:r>
-      <w:r>
-        <w:rPr>
-          <w:rFonts w:ascii="Cambria Math" w:hAnsi="Cambria Math" w:cs="Cambria Math"/>
-          <w:b/>
-          <w:sz w:val="14"/>
+          <w:highlight w:val="lightGray"/>
+          <w:shd w:val="clear" w:color="auto" w:fill="B7B7B7"/>
+        </w:rPr>
+        <w:t>‑</w:t>
+      </w:r>
+      <w:r>
+        <w:rPr>
+          <w:rFonts w:ascii="Arial" w:eastAsia="Arial" w:hAnsi="Arial"/>
+          <w:sz w:val="18"/>
           <w:szCs w:val="14"/>
-          <w:shd w:val="clear" w:color="auto" w:fill="B7B7B7"/>
-        </w:rPr>
-        <w:t>‑</w:t>
-      </w:r>
-      <w:r>
-        <w:rPr>
-          <w:b/>
-          <w:sz w:val="14"/>
-          <w:szCs w:val="14"/>
-          <w:shd w:val="clear" w:color="auto" w:fill="B7B7B7"/>
-        </w:rPr>
-        <w:t>5 Mini</w:t>
-      </w:r>
-      <w:r>
-        <w:rPr>
-          <w:b/>
-          <w:sz w:val="14"/>
-          <w:szCs w:val="14"/>
-          <w:shd w:val="clear" w:color="auto" w:fill="B7B7B7"/>
-        </w:rPr>
-        <w:t>) at [9/8/2025]</w:t>
+          <w:highlight w:val="lightGray"/>
+          <w:shd w:val="clear" w:color="auto" w:fill="B7B7B7"/>
+        </w:rPr>
+        <w:t>5 Mini) at [9/8/2025]</w:t>
       </w:r>
     </w:p>
     <w:bookmarkEnd w:id="1"/>
@@ -2704,9 +2174,8 @@
         <w:rPr>
           <w:noProof/>
         </w:rPr>
-        <w:lastRenderedPageBreak/>
         <w:drawing>
-          <wp:inline distT="0" distB="0" distL="0" distR="0" wp14:anchorId="05C42433" wp14:editId="09F43552">
+          <wp:inline distT="0" distB="0" distL="0" distR="0" wp14:anchorId="3DA45CED" wp14:editId="658DCCB5">
             <wp:extent cx="5943600" cy="3369310"/>
             <wp:effectExtent l="0" t="0" r="0" b="2540"/>
             <wp:docPr id="1499828607" name="Picture 1"/>
@@ -2909,19 +2378,11 @@
                 <w:rFonts w:ascii="Roboto Mono" w:hAnsi="Roboto Mono"/>
               </w:rPr>
             </w:pPr>
-            <w:proofErr w:type="gramStart"/>
             <w:r>
               <w:rPr>
                 <w:rFonts w:ascii="Roboto Mono" w:hAnsi="Roboto Mono"/>
               </w:rPr>
-              <w:t>Usually</w:t>
-            </w:r>
-            <w:proofErr w:type="gramEnd"/>
-            <w:r>
-              <w:rPr>
-                <w:rFonts w:ascii="Roboto Mono" w:hAnsi="Roboto Mono"/>
-              </w:rPr>
-              <w:t xml:space="preserve"> </w:t>
+              <w:t xml:space="preserve">Usually </w:t>
             </w:r>
             <w:r>
               <w:rPr>
@@ -3215,7 +2676,6 @@
                 <w:b/>
                 <w:bCs/>
               </w:rPr>
-              <w:lastRenderedPageBreak/>
               <w:t>Interaction</w:t>
             </w:r>
           </w:p>
@@ -3355,7 +2815,7 @@
         <w:rPr>
           <w:rFonts w:ascii="Roboto Mono" w:hAnsi="Roboto Mono"/>
         </w:rPr>
-        <w:pict w14:anchorId="2CA2C3AE">
+        <w:pict w14:anchorId="08556708">
           <v:rect id="_x0000_i1038" style="width:0;height:1.5pt" o:hralign="center" o:hrstd="t" o:hr="t" fillcolor="#a0a0a0" stroked="f"/>
         </w:pict>
       </w:r>
@@ -3475,7 +2935,7 @@
         <w:rPr>
           <w:rFonts w:ascii="Roboto Mono" w:hAnsi="Roboto Mono"/>
         </w:rPr>
-        <w:pict w14:anchorId="7B39B416">
+        <w:pict w14:anchorId="4F5E622A">
           <v:rect id="_x0000_i1039" style="width:0;height:1.5pt" o:hralign="center" o:hrstd="t" o:hr="t" fillcolor="#a0a0a0" stroked="f"/>
         </w:pict>
       </w:r>
@@ -3487,6 +2947,7 @@
         </w:rPr>
       </w:pPr>
     </w:p>
+    <w:p/>
     <w:p/>
     <w:sectPr>
       <w:pgSz w:w="12240" w:h="15840"/>
@@ -5347,7 +4808,6 @@
   <w:style w:type="paragraph" w:default="1" w:styleId="Normal">
     <w:name w:val="Normal"/>
     <w:qFormat/>
-    <w:rsid w:val="00585282"/>
   </w:style>
   <w:style w:type="paragraph" w:styleId="Heading1">
     <w:name w:val="heading 1"/>
@@ -5356,7 +4816,7 @@
     <w:link w:val="Heading1Char"/>
     <w:uiPriority w:val="9"/>
     <w:qFormat/>
-    <w:rsid w:val="003A5BE8"/>
+    <w:rsid w:val="00CB5431"/>
     <w:pPr>
       <w:keepNext/>
       <w:keepLines/>
@@ -5378,7 +4838,7 @@
     <w:uiPriority w:val="9"/>
     <w:unhideWhenUsed/>
     <w:qFormat/>
-    <w:rsid w:val="003A5BE8"/>
+    <w:rsid w:val="00CB5431"/>
     <w:pPr>
       <w:keepNext/>
       <w:keepLines/>
@@ -5400,7 +4860,7 @@
     <w:uiPriority w:val="9"/>
     <w:unhideWhenUsed/>
     <w:qFormat/>
-    <w:rsid w:val="003A5BE8"/>
+    <w:rsid w:val="00CB5431"/>
     <w:pPr>
       <w:keepNext/>
       <w:keepLines/>
@@ -5423,7 +4883,7 @@
     <w:semiHidden/>
     <w:unhideWhenUsed/>
     <w:qFormat/>
-    <w:rsid w:val="003A5BE8"/>
+    <w:rsid w:val="00CB5431"/>
     <w:pPr>
       <w:keepNext/>
       <w:keepLines/>
@@ -5446,7 +4906,7 @@
     <w:semiHidden/>
     <w:unhideWhenUsed/>
     <w:qFormat/>
-    <w:rsid w:val="003A5BE8"/>
+    <w:rsid w:val="00CB5431"/>
     <w:pPr>
       <w:keepNext/>
       <w:keepLines/>
@@ -5467,7 +4927,7 @@
     <w:semiHidden/>
     <w:unhideWhenUsed/>
     <w:qFormat/>
-    <w:rsid w:val="003A5BE8"/>
+    <w:rsid w:val="00CB5431"/>
     <w:pPr>
       <w:keepNext/>
       <w:keepLines/>
@@ -5490,7 +4950,7 @@
     <w:semiHidden/>
     <w:unhideWhenUsed/>
     <w:qFormat/>
-    <w:rsid w:val="003A5BE8"/>
+    <w:rsid w:val="00CB5431"/>
     <w:pPr>
       <w:keepNext/>
       <w:keepLines/>
@@ -5511,7 +4971,7 @@
     <w:semiHidden/>
     <w:unhideWhenUsed/>
     <w:qFormat/>
-    <w:rsid w:val="003A5BE8"/>
+    <w:rsid w:val="00CB5431"/>
     <w:pPr>
       <w:keepNext/>
       <w:keepLines/>
@@ -5534,7 +4994,7 @@
     <w:semiHidden/>
     <w:unhideWhenUsed/>
     <w:qFormat/>
-    <w:rsid w:val="003A5BE8"/>
+    <w:rsid w:val="00CB5431"/>
     <w:pPr>
       <w:keepNext/>
       <w:keepLines/>
@@ -5578,7 +5038,7 @@
     <w:basedOn w:val="DefaultParagraphFont"/>
     <w:link w:val="Heading1"/>
     <w:uiPriority w:val="9"/>
-    <w:rsid w:val="003A5BE8"/>
+    <w:rsid w:val="00CB5431"/>
     <w:rPr>
       <w:rFonts w:asciiTheme="majorHAnsi" w:eastAsiaTheme="majorEastAsia" w:hAnsiTheme="majorHAnsi" w:cstheme="majorBidi"/>
       <w:color w:val="2F5496" w:themeColor="accent1" w:themeShade="BF"/>
@@ -5591,7 +5051,7 @@
     <w:basedOn w:val="DefaultParagraphFont"/>
     <w:link w:val="Heading2"/>
     <w:uiPriority w:val="9"/>
-    <w:rsid w:val="003A5BE8"/>
+    <w:rsid w:val="00CB5431"/>
     <w:rPr>
       <w:rFonts w:asciiTheme="majorHAnsi" w:eastAsiaTheme="majorEastAsia" w:hAnsiTheme="majorHAnsi" w:cstheme="majorBidi"/>
       <w:color w:val="2F5496" w:themeColor="accent1" w:themeShade="BF"/>
@@ -5604,7 +5064,7 @@
     <w:basedOn w:val="DefaultParagraphFont"/>
     <w:link w:val="Heading3"/>
     <w:uiPriority w:val="9"/>
-    <w:rsid w:val="003A5BE8"/>
+    <w:rsid w:val="00CB5431"/>
     <w:rPr>
       <w:rFonts w:eastAsiaTheme="majorEastAsia" w:cstheme="majorBidi"/>
       <w:color w:val="2F5496" w:themeColor="accent1" w:themeShade="BF"/>
@@ -5618,7 +5078,7 @@
     <w:link w:val="Heading4"/>
     <w:uiPriority w:val="9"/>
     <w:semiHidden/>
-    <w:rsid w:val="003A5BE8"/>
+    <w:rsid w:val="00CB5431"/>
     <w:rPr>
       <w:rFonts w:eastAsiaTheme="majorEastAsia" w:cstheme="majorBidi"/>
       <w:i/>
@@ -5632,7 +5092,7 @@
     <w:link w:val="Heading5"/>
     <w:uiPriority w:val="9"/>
     <w:semiHidden/>
-    <w:rsid w:val="003A5BE8"/>
+    <w:rsid w:val="00CB5431"/>
     <w:rPr>
       <w:rFonts w:eastAsiaTheme="majorEastAsia" w:cstheme="majorBidi"/>
       <w:color w:val="2F5496" w:themeColor="accent1" w:themeShade="BF"/>
@@ -5644,7 +5104,7 @@
     <w:link w:val="Heading6"/>
     <w:uiPriority w:val="9"/>
     <w:semiHidden/>
-    <w:rsid w:val="003A5BE8"/>
+    <w:rsid w:val="00CB5431"/>
     <w:rPr>
       <w:rFonts w:eastAsiaTheme="majorEastAsia" w:cstheme="majorBidi"/>
       <w:i/>
@@ -5658,7 +5118,7 @@
     <w:link w:val="Heading7"/>
     <w:uiPriority w:val="9"/>
     <w:semiHidden/>
-    <w:rsid w:val="003A5BE8"/>
+    <w:rsid w:val="00CB5431"/>
     <w:rPr>
       <w:rFonts w:eastAsiaTheme="majorEastAsia" w:cstheme="majorBidi"/>
       <w:color w:val="595959" w:themeColor="text1" w:themeTint="A6"/>
@@ -5670,7 +5130,7 @@
     <w:link w:val="Heading8"/>
     <w:uiPriority w:val="9"/>
     <w:semiHidden/>
-    <w:rsid w:val="003A5BE8"/>
+    <w:rsid w:val="00CB5431"/>
     <w:rPr>
       <w:rFonts w:eastAsiaTheme="majorEastAsia" w:cstheme="majorBidi"/>
       <w:i/>
@@ -5684,7 +5144,7 @@
     <w:link w:val="Heading9"/>
     <w:uiPriority w:val="9"/>
     <w:semiHidden/>
-    <w:rsid w:val="003A5BE8"/>
+    <w:rsid w:val="00CB5431"/>
     <w:rPr>
       <w:rFonts w:eastAsiaTheme="majorEastAsia" w:cstheme="majorBidi"/>
       <w:color w:val="272727" w:themeColor="text1" w:themeTint="D8"/>
@@ -5697,7 +5157,7 @@
     <w:link w:val="TitleChar"/>
     <w:uiPriority w:val="10"/>
     <w:qFormat/>
-    <w:rsid w:val="003A5BE8"/>
+    <w:rsid w:val="00CB5431"/>
     <w:pPr>
       <w:spacing w:after="80" w:line="240" w:lineRule="auto"/>
       <w:contextualSpacing/>
@@ -5715,7 +5175,7 @@
     <w:basedOn w:val="DefaultParagraphFont"/>
     <w:link w:val="Title"/>
     <w:uiPriority w:val="10"/>
-    <w:rsid w:val="003A5BE8"/>
+    <w:rsid w:val="00CB5431"/>
     <w:rPr>
       <w:rFonts w:asciiTheme="majorHAnsi" w:eastAsiaTheme="majorEastAsia" w:hAnsiTheme="majorHAnsi" w:cstheme="majorBidi"/>
       <w:spacing w:val="-10"/>
@@ -5731,7 +5191,7 @@
     <w:link w:val="SubtitleChar"/>
     <w:uiPriority w:val="11"/>
     <w:qFormat/>
-    <w:rsid w:val="003A5BE8"/>
+    <w:rsid w:val="00CB5431"/>
     <w:pPr>
       <w:numPr>
         <w:ilvl w:val="1"/>
@@ -5750,7 +5210,7 @@
     <w:basedOn w:val="DefaultParagraphFont"/>
     <w:link w:val="Subtitle"/>
     <w:uiPriority w:val="11"/>
-    <w:rsid w:val="003A5BE8"/>
+    <w:rsid w:val="00CB5431"/>
     <w:rPr>
       <w:rFonts w:eastAsiaTheme="majorEastAsia" w:cstheme="majorBidi"/>
       <w:color w:val="595959" w:themeColor="text1" w:themeTint="A6"/>
@@ -5766,7 +5226,7 @@
     <w:link w:val="QuoteChar"/>
     <w:uiPriority w:val="29"/>
     <w:qFormat/>
-    <w:rsid w:val="003A5BE8"/>
+    <w:rsid w:val="00CB5431"/>
     <w:pPr>
       <w:spacing w:before="160"/>
       <w:jc w:val="center"/>
@@ -5782,7 +5242,7 @@
     <w:basedOn w:val="DefaultParagraphFont"/>
     <w:link w:val="Quote"/>
     <w:uiPriority w:val="29"/>
-    <w:rsid w:val="003A5BE8"/>
+    <w:rsid w:val="00CB5431"/>
     <w:rPr>
       <w:i/>
       <w:iCs/>
@@ -5794,7 +5254,7 @@
     <w:basedOn w:val="Normal"/>
     <w:uiPriority w:val="34"/>
     <w:qFormat/>
-    <w:rsid w:val="003A5BE8"/>
+    <w:rsid w:val="00CB5431"/>
     <w:pPr>
       <w:ind w:left="720"/>
       <w:contextualSpacing/>
@@ -5805,7 +5265,7 @@
     <w:basedOn w:val="DefaultParagraphFont"/>
     <w:uiPriority w:val="21"/>
     <w:qFormat/>
-    <w:rsid w:val="003A5BE8"/>
+    <w:rsid w:val="00CB5431"/>
     <w:rPr>
       <w:i/>
       <w:iCs/>
@@ -5819,7 +5279,7 @@
     <w:link w:val="IntenseQuoteChar"/>
     <w:uiPriority w:val="30"/>
     <w:qFormat/>
-    <w:rsid w:val="003A5BE8"/>
+    <w:rsid w:val="00CB5431"/>
     <w:pPr>
       <w:pBdr>
         <w:top w:val="single" w:sz="4" w:space="10" w:color="2F5496" w:themeColor="accent1" w:themeShade="BF"/>
@@ -5840,7 +5300,7 @@
     <w:basedOn w:val="DefaultParagraphFont"/>
     <w:link w:val="IntenseQuote"/>
     <w:uiPriority w:val="30"/>
-    <w:rsid w:val="003A5BE8"/>
+    <w:rsid w:val="00CB5431"/>
     <w:rPr>
       <w:i/>
       <w:iCs/>
@@ -5852,7 +5312,7 @@
     <w:basedOn w:val="DefaultParagraphFont"/>
     <w:uiPriority w:val="32"/>
     <w:qFormat/>
-    <w:rsid w:val="003A5BE8"/>
+    <w:rsid w:val="00CB5431"/>
     <w:rPr>
       <w:b/>
       <w:bCs/>
